--- a/courses/4/uifis/dist/reports/UIFIS_practice-6_report-template.docx
+++ b/courses/4/uifis/dist/reports/UIFIS_practice-6_report-template.docx
@@ -86,6 +86,15 @@
       </w:r>
     </w:p>
     <w:p/>
+    <w:p>
+      <w:r>
+        <w:rPr>
+          <w:b/>
+          <w:sz w:val="24"/>
+        </w:rPr>
+        <w:t>Ход работы</w:t>
+      </w:r>
+    </w:p>
     <w:p>
       <w:r>
         <w:rPr>
@@ -1602,7 +1611,7 @@
           <w:b/>
           <w:sz w:val="24"/>
         </w:rPr>
-        <w:t>Скриншоты</w:t>
+        <w:t>Скриншоты выполнения работы</w:t>
       </w:r>
     </w:p>
     <w:p>
@@ -1790,200 +1799,6 @@
           <w:sz w:val="24"/>
         </w:rPr>
         <w:t>________________________________________________________________________</w:t>
-      </w:r>
-    </w:p>
-    <w:p>
-      <w:r>
-        <w:rPr>
-          <w:b w:val="0"/>
-          <w:sz w:val="24"/>
-        </w:rPr>
-        <w:t>________________________________________________________________________</w:t>
-      </w:r>
-    </w:p>
-    <w:p>
-      <w:r>
-        <w:rPr>
-          <w:b w:val="0"/>
-          <w:sz w:val="24"/>
-        </w:rPr>
-        <w:t>________________________________________________________________________</w:t>
-      </w:r>
-    </w:p>
-    <w:p>
-      <w:r>
-        <w:rPr>
-          <w:b w:val="0"/>
-          <w:sz w:val="24"/>
-        </w:rPr>
-        <w:t>________________________________________________________________________</w:t>
-      </w:r>
-    </w:p>
-    <w:p/>
-    <w:p>
-      <w:r>
-        <w:rPr>
-          <w:b/>
-          <w:sz w:val="24"/>
-        </w:rPr>
-        <w:t>Ответы на контрольные вопросы</w:t>
-      </w:r>
-    </w:p>
-    <w:p>
-      <w:r>
-        <w:rPr>
-          <w:b w:val="0"/>
-          <w:sz w:val="24"/>
-        </w:rPr>
-        <w:t>1. Почему обновления устанавливают до настройки служб, а не после?</w:t>
-      </w:r>
-    </w:p>
-    <w:p>
-      <w:r>
-        <w:rPr>
-          <w:b w:val="0"/>
-          <w:sz w:val="24"/>
-        </w:rPr>
-        <w:t>________________________________________________________________________</w:t>
-      </w:r>
-    </w:p>
-    <w:p>
-      <w:r>
-        <w:rPr>
-          <w:b w:val="0"/>
-          <w:sz w:val="24"/>
-        </w:rPr>
-        <w:t>________________________________________________________________________</w:t>
-      </w:r>
-    </w:p>
-    <w:p>
-      <w:r>
-        <w:rPr>
-          <w:b w:val="0"/>
-          <w:sz w:val="24"/>
-        </w:rPr>
-        <w:t>________________________________________________________________________</w:t>
-      </w:r>
-    </w:p>
-    <w:p/>
-    <w:p>
-      <w:r>
-        <w:rPr>
-          <w:b w:val="0"/>
-          <w:sz w:val="24"/>
-        </w:rPr>
-        <w:t>2. Почему вход по SSH-ключу безопаснее пароля и что проверить до отключения пароля?</w:t>
-      </w:r>
-    </w:p>
-    <w:p>
-      <w:r>
-        <w:rPr>
-          <w:b w:val="0"/>
-          <w:sz w:val="24"/>
-        </w:rPr>
-        <w:t>________________________________________________________________________</w:t>
-      </w:r>
-    </w:p>
-    <w:p>
-      <w:r>
-        <w:rPr>
-          <w:b w:val="0"/>
-          <w:sz w:val="24"/>
-        </w:rPr>
-        <w:t>________________________________________________________________________</w:t>
-      </w:r>
-    </w:p>
-    <w:p>
-      <w:r>
-        <w:rPr>
-          <w:b w:val="0"/>
-          <w:sz w:val="24"/>
-        </w:rPr>
-        <w:t>________________________________________________________________________</w:t>
-      </w:r>
-    </w:p>
-    <w:p/>
-    <w:p>
-      <w:r>
-        <w:rPr>
-          <w:b w:val="0"/>
-          <w:sz w:val="24"/>
-        </w:rPr>
-        <w:t>3. Зачем приложению отдельный пользователь uifis, если уже есть student с правами sudo?</w:t>
-      </w:r>
-    </w:p>
-    <w:p>
-      <w:r>
-        <w:rPr>
-          <w:b w:val="0"/>
-          <w:sz w:val="24"/>
-        </w:rPr>
-        <w:t>________________________________________________________________________</w:t>
-      </w:r>
-    </w:p>
-    <w:p>
-      <w:r>
-        <w:rPr>
-          <w:b w:val="0"/>
-          <w:sz w:val="24"/>
-        </w:rPr>
-        <w:t>________________________________________________________________________</w:t>
-      </w:r>
-    </w:p>
-    <w:p>
-      <w:r>
-        <w:rPr>
-          <w:b w:val="0"/>
-          <w:sz w:val="24"/>
-        </w:rPr>
-        <w:t>________________________________________________________________________</w:t>
-      </w:r>
-    </w:p>
-    <w:p/>
-    <w:p>
-      <w:r>
-        <w:rPr>
-          <w:b w:val="0"/>
-          <w:sz w:val="24"/>
-        </w:rPr>
-        <w:t>4. Что проверить, если после смены статического адреса SSH перестал подключаться?</w:t>
-      </w:r>
-    </w:p>
-    <w:p>
-      <w:r>
-        <w:rPr>
-          <w:b w:val="0"/>
-          <w:sz w:val="24"/>
-        </w:rPr>
-        <w:t>________________________________________________________________________</w:t>
-      </w:r>
-    </w:p>
-    <w:p>
-      <w:r>
-        <w:rPr>
-          <w:b w:val="0"/>
-          <w:sz w:val="24"/>
-        </w:rPr>
-        <w:t>________________________________________________________________________</w:t>
-      </w:r>
-    </w:p>
-    <w:p>
-      <w:r>
-        <w:rPr>
-          <w:b w:val="0"/>
-          <w:sz w:val="24"/>
-        </w:rPr>
-        <w:t>________________________________________________________________________</w:t>
-      </w:r>
-    </w:p>
-    <w:p/>
-    <w:p>
-      <w:r>
-        <w:rPr>
-          <w:b w:val="0"/>
-          <w:sz w:val="24"/>
-        </w:rPr>
-        <w:t>5. Почему снимок виртуальной машины не заменяет резервную копию данных?</w:t>
       </w:r>
     </w:p>
     <w:p>

--- a/courses/4/uifis/dist/reports/UIFIS_practice-6_report-template.docx
+++ b/courses/4/uifis/dist/reports/UIFIS_practice-6_report-template.docx
@@ -4,10 +4,13 @@
   <w:body>
     <w:p>
       <w:pPr>
+        <w:spacing w:line="360" w:lineRule="auto" w:before="0" w:after="0"/>
+        <w:ind w:firstLine="0"/>
         <w:jc w:val="center"/>
       </w:pPr>
       <w:r>
         <w:rPr>
+          <w:rFonts w:ascii="Times New Roman" w:hAnsi="Times New Roman" w:eastAsia="Times New Roman" w:cs="Times New Roman"/>
           <w:b/>
           <w:sz w:val="28"/>
         </w:rPr>
@@ -16,90 +19,144 @@
     </w:p>
     <w:p>
       <w:pPr>
+        <w:spacing w:line="360" w:lineRule="auto" w:before="0" w:after="0"/>
+        <w:ind w:firstLine="0"/>
         <w:jc w:val="center"/>
       </w:pPr>
       <w:r>
         <w:rPr>
+          <w:rFonts w:ascii="Times New Roman" w:hAnsi="Times New Roman" w:eastAsia="Times New Roman" w:cs="Times New Roman"/>
           <w:b/>
-          <w:sz w:val="26"/>
+          <w:sz w:val="28"/>
         </w:rPr>
         <w:t>Отчёт по практической работе №6</w:t>
       </w:r>
     </w:p>
     <w:p>
       <w:pPr>
+        <w:spacing w:line="360" w:lineRule="auto" w:before="0" w:after="0"/>
+        <w:ind w:firstLine="0"/>
         <w:jc w:val="center"/>
       </w:pPr>
       <w:r>
         <w:rPr>
+          <w:rFonts w:ascii="Times New Roman" w:hAnsi="Times New Roman" w:eastAsia="Times New Roman" w:cs="Times New Roman"/>
           <w:b w:val="0"/>
-          <w:sz w:val="24"/>
+          <w:sz w:val="28"/>
         </w:rPr>
         <w:t>Тема: Установка и базовая настройка серверной операционной системы</w:t>
       </w:r>
     </w:p>
     <w:p/>
     <w:p>
+      <w:pPr>
+        <w:spacing w:line="360" w:lineRule="auto" w:before="0" w:after="0"/>
+        <w:ind w:firstLine="0"/>
+        <w:jc w:val="left"/>
+      </w:pPr>
       <w:r>
         <w:rPr>
+          <w:rFonts w:ascii="Times New Roman" w:hAnsi="Times New Roman" w:eastAsia="Times New Roman" w:cs="Times New Roman"/>
           <w:b w:val="0"/>
-          <w:sz w:val="24"/>
+          <w:sz w:val="28"/>
         </w:rPr>
         <w:t>ФИО студента: ______________________________________</w:t>
       </w:r>
     </w:p>
     <w:p>
+      <w:pPr>
+        <w:spacing w:line="360" w:lineRule="auto" w:before="0" w:after="0"/>
+        <w:ind w:firstLine="0"/>
+        <w:jc w:val="left"/>
+      </w:pPr>
       <w:r>
         <w:rPr>
+          <w:rFonts w:ascii="Times New Roman" w:hAnsi="Times New Roman" w:eastAsia="Times New Roman" w:cs="Times New Roman"/>
           <w:b w:val="0"/>
-          <w:sz w:val="24"/>
+          <w:sz w:val="28"/>
         </w:rPr>
         <w:t>Группа: ______________________  Дата: _______________</w:t>
       </w:r>
     </w:p>
     <w:p/>
     <w:p>
+      <w:pPr>
+        <w:pStyle w:val="Heading1"/>
+        <w:keepNext/>
+        <w:keepLines/>
+        <w:spacing w:line="240" w:lineRule="auto" w:before="240" w:after="0"/>
+        <w:ind w:firstLine="0" w:left="0"/>
+        <w:jc w:val="both"/>
+      </w:pPr>
       <w:r>
         <w:rPr>
-          <w:b/>
-          <w:sz w:val="24"/>
+          <w:rFonts w:ascii="Times New Roman" w:hAnsi="Times New Roman" w:eastAsia="Times New Roman" w:cs="Times New Roman"/>
+          <w:b w:val="0"/>
+          <w:sz w:val="28"/>
         </w:rPr>
         <w:t>Цель работы</w:t>
       </w:r>
     </w:p>
     <w:p>
+      <w:pPr>
+        <w:spacing w:line="360" w:lineRule="auto" w:before="0" w:after="0"/>
+        <w:ind w:firstLine="709"/>
+        <w:jc w:val="both"/>
+      </w:pPr>
       <w:r>
         <w:rPr>
+          <w:rFonts w:ascii="Times New Roman" w:hAnsi="Times New Roman" w:eastAsia="Times New Roman" w:cs="Times New Roman"/>
           <w:b w:val="0"/>
-          <w:sz w:val="24"/>
+          <w:sz w:val="28"/>
         </w:rPr>
         <w:t>________________________________________________________________________</w:t>
       </w:r>
     </w:p>
     <w:p>
+      <w:pPr>
+        <w:spacing w:line="360" w:lineRule="auto" w:before="0" w:after="0"/>
+        <w:ind w:firstLine="709"/>
+        <w:jc w:val="both"/>
+      </w:pPr>
       <w:r>
         <w:rPr>
+          <w:rFonts w:ascii="Times New Roman" w:hAnsi="Times New Roman" w:eastAsia="Times New Roman" w:cs="Times New Roman"/>
           <w:b w:val="0"/>
-          <w:sz w:val="24"/>
+          <w:sz w:val="28"/>
         </w:rPr>
         <w:t>________________________________________________________________________</w:t>
       </w:r>
     </w:p>
     <w:p/>
     <w:p>
+      <w:pPr>
+        <w:pStyle w:val="Heading1"/>
+        <w:keepNext/>
+        <w:keepLines/>
+        <w:spacing w:line="240" w:lineRule="auto" w:before="240" w:after="0"/>
+        <w:ind w:firstLine="0" w:left="0"/>
+        <w:jc w:val="both"/>
+      </w:pPr>
       <w:r>
         <w:rPr>
-          <w:b/>
-          <w:sz w:val="24"/>
+          <w:rFonts w:ascii="Times New Roman" w:hAnsi="Times New Roman" w:eastAsia="Times New Roman" w:cs="Times New Roman"/>
+          <w:b w:val="0"/>
+          <w:sz w:val="28"/>
         </w:rPr>
         <w:t>Ход работы</w:t>
       </w:r>
     </w:p>
     <w:p>
+      <w:pPr>
+        <w:spacing w:line="360" w:lineRule="auto" w:before="0" w:after="0"/>
+        <w:ind w:firstLine="709"/>
+        <w:jc w:val="both"/>
+      </w:pPr>
       <w:r>
         <w:rPr>
+          <w:rFonts w:ascii="Times New Roman" w:hAnsi="Times New Roman" w:eastAsia="Times New Roman" w:cs="Times New Roman"/>
           <w:b/>
-          <w:sz w:val="24"/>
+          <w:sz w:val="28"/>
         </w:rPr>
         <w:t>Параметры виртуальной машины</w:t>
       </w:r>
@@ -108,6 +165,7 @@
       <w:tblPr>
         <w:tblStyle w:val="TableGrid"/>
         <w:tblW w:type="auto" w:w="0"/>
+        <w:tblLayout w:type="autofit"/>
         <w:tblLook w:firstColumn="1" w:firstRow="1" w:lastColumn="0" w:lastRow="0" w:noHBand="0" w:noVBand="1" w:val="04A0"/>
       </w:tblPr>
       <w:tblGrid>
@@ -120,9 +178,16 @@
             <w:tcW w:type="dxa" w:w="4320"/>
           </w:tcPr>
           <w:p>
+            <w:pPr>
+              <w:spacing w:line="360" w:lineRule="auto" w:before="0" w:after="0"/>
+              <w:ind w:firstLine="0"/>
+              <w:jc w:val="center"/>
+            </w:pPr>
             <w:r>
               <w:rPr>
-                <w:sz w:val="20"/>
+                <w:rFonts w:ascii="Times New Roman" w:hAnsi="Times New Roman" w:eastAsia="Times New Roman" w:cs="Times New Roman"/>
+                <w:b/>
+                <w:sz w:val="22"/>
               </w:rPr>
               <w:t>Параметр</w:t>
             </w:r>
@@ -133,9 +198,16 @@
             <w:tcW w:type="dxa" w:w="4320"/>
           </w:tcPr>
           <w:p>
+            <w:pPr>
+              <w:spacing w:line="360" w:lineRule="auto" w:before="0" w:after="0"/>
+              <w:ind w:firstLine="0"/>
+              <w:jc w:val="center"/>
+            </w:pPr>
             <w:r>
               <w:rPr>
-                <w:sz w:val="20"/>
+                <w:rFonts w:ascii="Times New Roman" w:hAnsi="Times New Roman" w:eastAsia="Times New Roman" w:cs="Times New Roman"/>
+                <w:b/>
+                <w:sz w:val="22"/>
               </w:rPr>
               <w:t>Значение</w:t>
             </w:r>
@@ -148,9 +220,16 @@
             <w:tcW w:type="dxa" w:w="4320"/>
           </w:tcPr>
           <w:p>
+            <w:pPr>
+              <w:spacing w:line="360" w:lineRule="auto" w:before="0" w:after="0"/>
+              <w:ind w:firstLine="0"/>
+              <w:jc w:val="both"/>
+            </w:pPr>
             <w:r>
               <w:rPr>
-                <w:sz w:val="20"/>
+                <w:rFonts w:ascii="Times New Roman" w:hAnsi="Times New Roman" w:eastAsia="Times New Roman" w:cs="Times New Roman"/>
+                <w:b w:val="0"/>
+                <w:sz w:val="22"/>
               </w:rPr>
               <w:t>Имя узла</w:t>
             </w:r>
@@ -160,7 +239,13 @@
           <w:tcPr>
             <w:tcW w:type="dxa" w:w="4320"/>
           </w:tcPr>
-          <w:p/>
+          <w:p>
+            <w:pPr>
+              <w:spacing w:line="360" w:lineRule="auto" w:before="0" w:after="0"/>
+              <w:ind w:firstLine="0"/>
+              <w:jc w:val="both"/>
+            </w:pPr>
+          </w:p>
         </w:tc>
       </w:tr>
       <w:tr>
@@ -169,9 +254,16 @@
             <w:tcW w:type="dxa" w:w="4320"/>
           </w:tcPr>
           <w:p>
+            <w:pPr>
+              <w:spacing w:line="360" w:lineRule="auto" w:before="0" w:after="0"/>
+              <w:ind w:firstLine="0"/>
+              <w:jc w:val="both"/>
+            </w:pPr>
             <w:r>
               <w:rPr>
-                <w:sz w:val="20"/>
+                <w:rFonts w:ascii="Times New Roman" w:hAnsi="Times New Roman" w:eastAsia="Times New Roman" w:cs="Times New Roman"/>
+                <w:b w:val="0"/>
+                <w:sz w:val="22"/>
               </w:rPr>
               <w:t>Гипервизор</w:t>
             </w:r>
@@ -181,7 +273,13 @@
           <w:tcPr>
             <w:tcW w:type="dxa" w:w="4320"/>
           </w:tcPr>
-          <w:p/>
+          <w:p>
+            <w:pPr>
+              <w:spacing w:line="360" w:lineRule="auto" w:before="0" w:after="0"/>
+              <w:ind w:firstLine="0"/>
+              <w:jc w:val="both"/>
+            </w:pPr>
+          </w:p>
         </w:tc>
       </w:tr>
       <w:tr>
@@ -190,9 +288,16 @@
             <w:tcW w:type="dxa" w:w="4320"/>
           </w:tcPr>
           <w:p>
+            <w:pPr>
+              <w:spacing w:line="360" w:lineRule="auto" w:before="0" w:after="0"/>
+              <w:ind w:firstLine="0"/>
+              <w:jc w:val="both"/>
+            </w:pPr>
             <w:r>
               <w:rPr>
-                <w:sz w:val="20"/>
+                <w:rFonts w:ascii="Times New Roman" w:hAnsi="Times New Roman" w:eastAsia="Times New Roman" w:cs="Times New Roman"/>
+                <w:b w:val="0"/>
+                <w:sz w:val="22"/>
               </w:rPr>
               <w:t>Память</w:t>
             </w:r>
@@ -202,7 +307,13 @@
           <w:tcPr>
             <w:tcW w:type="dxa" w:w="4320"/>
           </w:tcPr>
-          <w:p/>
+          <w:p>
+            <w:pPr>
+              <w:spacing w:line="360" w:lineRule="auto" w:before="0" w:after="0"/>
+              <w:ind w:firstLine="0"/>
+              <w:jc w:val="both"/>
+            </w:pPr>
+          </w:p>
         </w:tc>
       </w:tr>
       <w:tr>
@@ -211,9 +322,16 @@
             <w:tcW w:type="dxa" w:w="4320"/>
           </w:tcPr>
           <w:p>
+            <w:pPr>
+              <w:spacing w:line="360" w:lineRule="auto" w:before="0" w:after="0"/>
+              <w:ind w:firstLine="0"/>
+              <w:jc w:val="both"/>
+            </w:pPr>
             <w:r>
               <w:rPr>
-                <w:sz w:val="20"/>
+                <w:rFonts w:ascii="Times New Roman" w:hAnsi="Times New Roman" w:eastAsia="Times New Roman" w:cs="Times New Roman"/>
+                <w:b w:val="0"/>
+                <w:sz w:val="22"/>
               </w:rPr>
               <w:t>Процессоры</w:t>
             </w:r>
@@ -223,7 +341,13 @@
           <w:tcPr>
             <w:tcW w:type="dxa" w:w="4320"/>
           </w:tcPr>
-          <w:p/>
+          <w:p>
+            <w:pPr>
+              <w:spacing w:line="360" w:lineRule="auto" w:before="0" w:after="0"/>
+              <w:ind w:firstLine="0"/>
+              <w:jc w:val="both"/>
+            </w:pPr>
+          </w:p>
         </w:tc>
       </w:tr>
       <w:tr>
@@ -232,9 +356,16 @@
             <w:tcW w:type="dxa" w:w="4320"/>
           </w:tcPr>
           <w:p>
+            <w:pPr>
+              <w:spacing w:line="360" w:lineRule="auto" w:before="0" w:after="0"/>
+              <w:ind w:firstLine="0"/>
+              <w:jc w:val="both"/>
+            </w:pPr>
             <w:r>
               <w:rPr>
-                <w:sz w:val="20"/>
+                <w:rFonts w:ascii="Times New Roman" w:hAnsi="Times New Roman" w:eastAsia="Times New Roman" w:cs="Times New Roman"/>
+                <w:b w:val="0"/>
+                <w:sz w:val="22"/>
               </w:rPr>
               <w:t>Диск</w:t>
             </w:r>
@@ -244,7 +375,13 @@
           <w:tcPr>
             <w:tcW w:type="dxa" w:w="4320"/>
           </w:tcPr>
-          <w:p/>
+          <w:p>
+            <w:pPr>
+              <w:spacing w:line="360" w:lineRule="auto" w:before="0" w:after="0"/>
+              <w:ind w:firstLine="0"/>
+              <w:jc w:val="both"/>
+            </w:pPr>
+          </w:p>
         </w:tc>
       </w:tr>
       <w:tr>
@@ -253,9 +390,16 @@
             <w:tcW w:type="dxa" w:w="4320"/>
           </w:tcPr>
           <w:p>
+            <w:pPr>
+              <w:spacing w:line="360" w:lineRule="auto" w:before="0" w:after="0"/>
+              <w:ind w:firstLine="0"/>
+              <w:jc w:val="both"/>
+            </w:pPr>
             <w:r>
               <w:rPr>
-                <w:sz w:val="20"/>
+                <w:rFonts w:ascii="Times New Roman" w:hAnsi="Times New Roman" w:eastAsia="Times New Roman" w:cs="Times New Roman"/>
+                <w:b w:val="0"/>
+                <w:sz w:val="22"/>
               </w:rPr>
               <w:t>Сеть</w:t>
             </w:r>
@@ -265,7 +409,13 @@
           <w:tcPr>
             <w:tcW w:type="dxa" w:w="4320"/>
           </w:tcPr>
-          <w:p/>
+          <w:p>
+            <w:pPr>
+              <w:spacing w:line="360" w:lineRule="auto" w:before="0" w:after="0"/>
+              <w:ind w:firstLine="0"/>
+              <w:jc w:val="both"/>
+            </w:pPr>
+          </w:p>
         </w:tc>
       </w:tr>
       <w:tr>
@@ -274,9 +424,16 @@
             <w:tcW w:type="dxa" w:w="4320"/>
           </w:tcPr>
           <w:p>
+            <w:pPr>
+              <w:spacing w:line="360" w:lineRule="auto" w:before="0" w:after="0"/>
+              <w:ind w:firstLine="0"/>
+              <w:jc w:val="both"/>
+            </w:pPr>
             <w:r>
               <w:rPr>
-                <w:sz w:val="20"/>
+                <w:rFonts w:ascii="Times New Roman" w:hAnsi="Times New Roman" w:eastAsia="Times New Roman" w:cs="Times New Roman"/>
+                <w:b w:val="0"/>
+                <w:sz w:val="22"/>
               </w:rPr>
               <w:t>Версия ОС</w:t>
             </w:r>
@@ -286,16 +443,28 @@
           <w:tcPr>
             <w:tcW w:type="dxa" w:w="4320"/>
           </w:tcPr>
-          <w:p/>
+          <w:p>
+            <w:pPr>
+              <w:spacing w:line="360" w:lineRule="auto" w:before="0" w:after="0"/>
+              <w:ind w:firstLine="0"/>
+              <w:jc w:val="both"/>
+            </w:pPr>
+          </w:p>
         </w:tc>
       </w:tr>
     </w:tbl>
     <w:p/>
     <w:p>
+      <w:pPr>
+        <w:spacing w:line="360" w:lineRule="auto" w:before="0" w:after="0"/>
+        <w:ind w:firstLine="709"/>
+        <w:jc w:val="both"/>
+      </w:pPr>
       <w:r>
         <w:rPr>
+          <w:rFonts w:ascii="Times New Roman" w:hAnsi="Times New Roman" w:eastAsia="Times New Roman" w:cs="Times New Roman"/>
           <w:b/>
-          <w:sz w:val="24"/>
+          <w:sz w:val="28"/>
         </w:rPr>
         <w:t>Журнал установки</w:t>
       </w:r>
@@ -304,6 +473,7 @@
       <w:tblPr>
         <w:tblStyle w:val="TableGrid"/>
         <w:tblW w:type="auto" w:w="0"/>
+        <w:tblLayout w:type="autofit"/>
         <w:tblLook w:firstColumn="1" w:firstRow="1" w:lastColumn="0" w:lastRow="0" w:noHBand="0" w:noVBand="1" w:val="04A0"/>
       </w:tblPr>
       <w:tblGrid>
@@ -318,9 +488,16 @@
             <w:tcW w:type="dxa" w:w="2160"/>
           </w:tcPr>
           <w:p>
+            <w:pPr>
+              <w:spacing w:line="360" w:lineRule="auto" w:before="0" w:after="0"/>
+              <w:ind w:firstLine="0"/>
+              <w:jc w:val="center"/>
+            </w:pPr>
             <w:r>
               <w:rPr>
-                <w:sz w:val="18"/>
+                <w:rFonts w:ascii="Times New Roman" w:hAnsi="Times New Roman" w:eastAsia="Times New Roman" w:cs="Times New Roman"/>
+                <w:b/>
+                <w:sz w:val="22"/>
               </w:rPr>
               <w:t>Этап</w:t>
             </w:r>
@@ -331,9 +508,16 @@
             <w:tcW w:type="dxa" w:w="2160"/>
           </w:tcPr>
           <w:p>
+            <w:pPr>
+              <w:spacing w:line="360" w:lineRule="auto" w:before="0" w:after="0"/>
+              <w:ind w:firstLine="0"/>
+              <w:jc w:val="center"/>
+            </w:pPr>
             <w:r>
               <w:rPr>
-                <w:sz w:val="18"/>
+                <w:rFonts w:ascii="Times New Roman" w:hAnsi="Times New Roman" w:eastAsia="Times New Roman" w:cs="Times New Roman"/>
+                <w:b/>
+                <w:sz w:val="22"/>
               </w:rPr>
               <w:t>Что сделано</w:t>
             </w:r>
@@ -344,9 +528,16 @@
             <w:tcW w:type="dxa" w:w="2160"/>
           </w:tcPr>
           <w:p>
+            <w:pPr>
+              <w:spacing w:line="360" w:lineRule="auto" w:before="0" w:after="0"/>
+              <w:ind w:firstLine="0"/>
+              <w:jc w:val="center"/>
+            </w:pPr>
             <w:r>
               <w:rPr>
-                <w:sz w:val="18"/>
+                <w:rFonts w:ascii="Times New Roman" w:hAnsi="Times New Roman" w:eastAsia="Times New Roman" w:cs="Times New Roman"/>
+                <w:b/>
+                <w:sz w:val="22"/>
               </w:rPr>
               <w:t>Команда или наблюдение</w:t>
             </w:r>
@@ -357,9 +548,16 @@
             <w:tcW w:type="dxa" w:w="2160"/>
           </w:tcPr>
           <w:p>
+            <w:pPr>
+              <w:spacing w:line="360" w:lineRule="auto" w:before="0" w:after="0"/>
+              <w:ind w:firstLine="0"/>
+              <w:jc w:val="center"/>
+            </w:pPr>
             <w:r>
               <w:rPr>
-                <w:sz w:val="18"/>
+                <w:rFonts w:ascii="Times New Roman" w:hAnsi="Times New Roman" w:eastAsia="Times New Roman" w:cs="Times New Roman"/>
+                <w:b/>
+                <w:sz w:val="22"/>
               </w:rPr>
               <w:t>Результат</w:t>
             </w:r>
@@ -372,9 +570,16 @@
             <w:tcW w:type="dxa" w:w="2160"/>
           </w:tcPr>
           <w:p>
+            <w:pPr>
+              <w:spacing w:line="360" w:lineRule="auto" w:before="0" w:after="0"/>
+              <w:ind w:firstLine="0"/>
+              <w:jc w:val="both"/>
+            </w:pPr>
             <w:r>
               <w:rPr>
-                <w:sz w:val="18"/>
+                <w:rFonts w:ascii="Times New Roman" w:hAnsi="Times New Roman" w:eastAsia="Times New Roman" w:cs="Times New Roman"/>
+                <w:b w:val="0"/>
+                <w:sz w:val="22"/>
               </w:rPr>
               <w:t>1</w:t>
             </w:r>
@@ -384,19 +589,37 @@
           <w:tcPr>
             <w:tcW w:type="dxa" w:w="2160"/>
           </w:tcPr>
-          <w:p/>
+          <w:p>
+            <w:pPr>
+              <w:spacing w:line="360" w:lineRule="auto" w:before="0" w:after="0"/>
+              <w:ind w:firstLine="0"/>
+              <w:jc w:val="both"/>
+            </w:pPr>
+          </w:p>
         </w:tc>
         <w:tc>
           <w:tcPr>
             <w:tcW w:type="dxa" w:w="2160"/>
           </w:tcPr>
-          <w:p/>
+          <w:p>
+            <w:pPr>
+              <w:spacing w:line="360" w:lineRule="auto" w:before="0" w:after="0"/>
+              <w:ind w:firstLine="0"/>
+              <w:jc w:val="both"/>
+            </w:pPr>
+          </w:p>
         </w:tc>
         <w:tc>
           <w:tcPr>
             <w:tcW w:type="dxa" w:w="2160"/>
           </w:tcPr>
-          <w:p/>
+          <w:p>
+            <w:pPr>
+              <w:spacing w:line="360" w:lineRule="auto" w:before="0" w:after="0"/>
+              <w:ind w:firstLine="0"/>
+              <w:jc w:val="both"/>
+            </w:pPr>
+          </w:p>
         </w:tc>
       </w:tr>
       <w:tr>
@@ -405,9 +628,16 @@
             <w:tcW w:type="dxa" w:w="2160"/>
           </w:tcPr>
           <w:p>
+            <w:pPr>
+              <w:spacing w:line="360" w:lineRule="auto" w:before="0" w:after="0"/>
+              <w:ind w:firstLine="0"/>
+              <w:jc w:val="both"/>
+            </w:pPr>
             <w:r>
               <w:rPr>
-                <w:sz w:val="18"/>
+                <w:rFonts w:ascii="Times New Roman" w:hAnsi="Times New Roman" w:eastAsia="Times New Roman" w:cs="Times New Roman"/>
+                <w:b w:val="0"/>
+                <w:sz w:val="22"/>
               </w:rPr>
               <w:t>2</w:t>
             </w:r>
@@ -417,19 +647,37 @@
           <w:tcPr>
             <w:tcW w:type="dxa" w:w="2160"/>
           </w:tcPr>
-          <w:p/>
+          <w:p>
+            <w:pPr>
+              <w:spacing w:line="360" w:lineRule="auto" w:before="0" w:after="0"/>
+              <w:ind w:firstLine="0"/>
+              <w:jc w:val="both"/>
+            </w:pPr>
+          </w:p>
         </w:tc>
         <w:tc>
           <w:tcPr>
             <w:tcW w:type="dxa" w:w="2160"/>
           </w:tcPr>
-          <w:p/>
+          <w:p>
+            <w:pPr>
+              <w:spacing w:line="360" w:lineRule="auto" w:before="0" w:after="0"/>
+              <w:ind w:firstLine="0"/>
+              <w:jc w:val="both"/>
+            </w:pPr>
+          </w:p>
         </w:tc>
         <w:tc>
           <w:tcPr>
             <w:tcW w:type="dxa" w:w="2160"/>
           </w:tcPr>
-          <w:p/>
+          <w:p>
+            <w:pPr>
+              <w:spacing w:line="360" w:lineRule="auto" w:before="0" w:after="0"/>
+              <w:ind w:firstLine="0"/>
+              <w:jc w:val="both"/>
+            </w:pPr>
+          </w:p>
         </w:tc>
       </w:tr>
       <w:tr>
@@ -438,9 +686,16 @@
             <w:tcW w:type="dxa" w:w="2160"/>
           </w:tcPr>
           <w:p>
+            <w:pPr>
+              <w:spacing w:line="360" w:lineRule="auto" w:before="0" w:after="0"/>
+              <w:ind w:firstLine="0"/>
+              <w:jc w:val="both"/>
+            </w:pPr>
             <w:r>
               <w:rPr>
-                <w:sz w:val="18"/>
+                <w:rFonts w:ascii="Times New Roman" w:hAnsi="Times New Roman" w:eastAsia="Times New Roman" w:cs="Times New Roman"/>
+                <w:b w:val="0"/>
+                <w:sz w:val="22"/>
               </w:rPr>
               <w:t>3</w:t>
             </w:r>
@@ -450,19 +705,37 @@
           <w:tcPr>
             <w:tcW w:type="dxa" w:w="2160"/>
           </w:tcPr>
-          <w:p/>
+          <w:p>
+            <w:pPr>
+              <w:spacing w:line="360" w:lineRule="auto" w:before="0" w:after="0"/>
+              <w:ind w:firstLine="0"/>
+              <w:jc w:val="both"/>
+            </w:pPr>
+          </w:p>
         </w:tc>
         <w:tc>
           <w:tcPr>
             <w:tcW w:type="dxa" w:w="2160"/>
           </w:tcPr>
-          <w:p/>
+          <w:p>
+            <w:pPr>
+              <w:spacing w:line="360" w:lineRule="auto" w:before="0" w:after="0"/>
+              <w:ind w:firstLine="0"/>
+              <w:jc w:val="both"/>
+            </w:pPr>
+          </w:p>
         </w:tc>
         <w:tc>
           <w:tcPr>
             <w:tcW w:type="dxa" w:w="2160"/>
           </w:tcPr>
-          <w:p/>
+          <w:p>
+            <w:pPr>
+              <w:spacing w:line="360" w:lineRule="auto" w:before="0" w:after="0"/>
+              <w:ind w:firstLine="0"/>
+              <w:jc w:val="both"/>
+            </w:pPr>
+          </w:p>
         </w:tc>
       </w:tr>
       <w:tr>
@@ -471,9 +744,16 @@
             <w:tcW w:type="dxa" w:w="2160"/>
           </w:tcPr>
           <w:p>
+            <w:pPr>
+              <w:spacing w:line="360" w:lineRule="auto" w:before="0" w:after="0"/>
+              <w:ind w:firstLine="0"/>
+              <w:jc w:val="both"/>
+            </w:pPr>
             <w:r>
               <w:rPr>
-                <w:sz w:val="18"/>
+                <w:rFonts w:ascii="Times New Roman" w:hAnsi="Times New Roman" w:eastAsia="Times New Roman" w:cs="Times New Roman"/>
+                <w:b w:val="0"/>
+                <w:sz w:val="22"/>
               </w:rPr>
               <w:t>4</w:t>
             </w:r>
@@ -483,19 +763,37 @@
           <w:tcPr>
             <w:tcW w:type="dxa" w:w="2160"/>
           </w:tcPr>
-          <w:p/>
+          <w:p>
+            <w:pPr>
+              <w:spacing w:line="360" w:lineRule="auto" w:before="0" w:after="0"/>
+              <w:ind w:firstLine="0"/>
+              <w:jc w:val="both"/>
+            </w:pPr>
+          </w:p>
         </w:tc>
         <w:tc>
           <w:tcPr>
             <w:tcW w:type="dxa" w:w="2160"/>
           </w:tcPr>
-          <w:p/>
+          <w:p>
+            <w:pPr>
+              <w:spacing w:line="360" w:lineRule="auto" w:before="0" w:after="0"/>
+              <w:ind w:firstLine="0"/>
+              <w:jc w:val="both"/>
+            </w:pPr>
+          </w:p>
         </w:tc>
         <w:tc>
           <w:tcPr>
             <w:tcW w:type="dxa" w:w="2160"/>
           </w:tcPr>
-          <w:p/>
+          <w:p>
+            <w:pPr>
+              <w:spacing w:line="360" w:lineRule="auto" w:before="0" w:after="0"/>
+              <w:ind w:firstLine="0"/>
+              <w:jc w:val="both"/>
+            </w:pPr>
+          </w:p>
         </w:tc>
       </w:tr>
       <w:tr>
@@ -504,9 +802,16 @@
             <w:tcW w:type="dxa" w:w="2160"/>
           </w:tcPr>
           <w:p>
+            <w:pPr>
+              <w:spacing w:line="360" w:lineRule="auto" w:before="0" w:after="0"/>
+              <w:ind w:firstLine="0"/>
+              <w:jc w:val="both"/>
+            </w:pPr>
             <w:r>
               <w:rPr>
-                <w:sz w:val="18"/>
+                <w:rFonts w:ascii="Times New Roman" w:hAnsi="Times New Roman" w:eastAsia="Times New Roman" w:cs="Times New Roman"/>
+                <w:b w:val="0"/>
+                <w:sz w:val="22"/>
               </w:rPr>
               <w:t>5</w:t>
             </w:r>
@@ -516,19 +821,37 @@
           <w:tcPr>
             <w:tcW w:type="dxa" w:w="2160"/>
           </w:tcPr>
-          <w:p/>
+          <w:p>
+            <w:pPr>
+              <w:spacing w:line="360" w:lineRule="auto" w:before="0" w:after="0"/>
+              <w:ind w:firstLine="0"/>
+              <w:jc w:val="both"/>
+            </w:pPr>
+          </w:p>
         </w:tc>
         <w:tc>
           <w:tcPr>
             <w:tcW w:type="dxa" w:w="2160"/>
           </w:tcPr>
-          <w:p/>
+          <w:p>
+            <w:pPr>
+              <w:spacing w:line="360" w:lineRule="auto" w:before="0" w:after="0"/>
+              <w:ind w:firstLine="0"/>
+              <w:jc w:val="both"/>
+            </w:pPr>
+          </w:p>
         </w:tc>
         <w:tc>
           <w:tcPr>
             <w:tcW w:type="dxa" w:w="2160"/>
           </w:tcPr>
-          <w:p/>
+          <w:p>
+            <w:pPr>
+              <w:spacing w:line="360" w:lineRule="auto" w:before="0" w:after="0"/>
+              <w:ind w:firstLine="0"/>
+              <w:jc w:val="both"/>
+            </w:pPr>
+          </w:p>
         </w:tc>
       </w:tr>
       <w:tr>
@@ -537,9 +860,16 @@
             <w:tcW w:type="dxa" w:w="2160"/>
           </w:tcPr>
           <w:p>
+            <w:pPr>
+              <w:spacing w:line="360" w:lineRule="auto" w:before="0" w:after="0"/>
+              <w:ind w:firstLine="0"/>
+              <w:jc w:val="both"/>
+            </w:pPr>
             <w:r>
               <w:rPr>
-                <w:sz w:val="18"/>
+                <w:rFonts w:ascii="Times New Roman" w:hAnsi="Times New Roman" w:eastAsia="Times New Roman" w:cs="Times New Roman"/>
+                <w:b w:val="0"/>
+                <w:sz w:val="22"/>
               </w:rPr>
               <w:t>6</w:t>
             </w:r>
@@ -549,19 +879,37 @@
           <w:tcPr>
             <w:tcW w:type="dxa" w:w="2160"/>
           </w:tcPr>
-          <w:p/>
+          <w:p>
+            <w:pPr>
+              <w:spacing w:line="360" w:lineRule="auto" w:before="0" w:after="0"/>
+              <w:ind w:firstLine="0"/>
+              <w:jc w:val="both"/>
+            </w:pPr>
+          </w:p>
         </w:tc>
         <w:tc>
           <w:tcPr>
             <w:tcW w:type="dxa" w:w="2160"/>
           </w:tcPr>
-          <w:p/>
+          <w:p>
+            <w:pPr>
+              <w:spacing w:line="360" w:lineRule="auto" w:before="0" w:after="0"/>
+              <w:ind w:firstLine="0"/>
+              <w:jc w:val="both"/>
+            </w:pPr>
+          </w:p>
         </w:tc>
         <w:tc>
           <w:tcPr>
             <w:tcW w:type="dxa" w:w="2160"/>
           </w:tcPr>
-          <w:p/>
+          <w:p>
+            <w:pPr>
+              <w:spacing w:line="360" w:lineRule="auto" w:before="0" w:after="0"/>
+              <w:ind w:firstLine="0"/>
+              <w:jc w:val="both"/>
+            </w:pPr>
+          </w:p>
         </w:tc>
       </w:tr>
       <w:tr>
@@ -570,9 +918,16 @@
             <w:tcW w:type="dxa" w:w="2160"/>
           </w:tcPr>
           <w:p>
+            <w:pPr>
+              <w:spacing w:line="360" w:lineRule="auto" w:before="0" w:after="0"/>
+              <w:ind w:firstLine="0"/>
+              <w:jc w:val="both"/>
+            </w:pPr>
             <w:r>
               <w:rPr>
-                <w:sz w:val="18"/>
+                <w:rFonts w:ascii="Times New Roman" w:hAnsi="Times New Roman" w:eastAsia="Times New Roman" w:cs="Times New Roman"/>
+                <w:b w:val="0"/>
+                <w:sz w:val="22"/>
               </w:rPr>
               <w:t>7</w:t>
             </w:r>
@@ -582,28 +937,52 @@
           <w:tcPr>
             <w:tcW w:type="dxa" w:w="2160"/>
           </w:tcPr>
-          <w:p/>
+          <w:p>
+            <w:pPr>
+              <w:spacing w:line="360" w:lineRule="auto" w:before="0" w:after="0"/>
+              <w:ind w:firstLine="0"/>
+              <w:jc w:val="both"/>
+            </w:pPr>
+          </w:p>
         </w:tc>
         <w:tc>
           <w:tcPr>
             <w:tcW w:type="dxa" w:w="2160"/>
           </w:tcPr>
-          <w:p/>
+          <w:p>
+            <w:pPr>
+              <w:spacing w:line="360" w:lineRule="auto" w:before="0" w:after="0"/>
+              <w:ind w:firstLine="0"/>
+              <w:jc w:val="both"/>
+            </w:pPr>
+          </w:p>
         </w:tc>
         <w:tc>
           <w:tcPr>
             <w:tcW w:type="dxa" w:w="2160"/>
           </w:tcPr>
-          <w:p/>
+          <w:p>
+            <w:pPr>
+              <w:spacing w:line="360" w:lineRule="auto" w:before="0" w:after="0"/>
+              <w:ind w:firstLine="0"/>
+              <w:jc w:val="both"/>
+            </w:pPr>
+          </w:p>
         </w:tc>
       </w:tr>
     </w:tbl>
     <w:p/>
     <w:p>
+      <w:pPr>
+        <w:spacing w:line="360" w:lineRule="auto" w:before="0" w:after="0"/>
+        <w:ind w:firstLine="709"/>
+        <w:jc w:val="both"/>
+      </w:pPr>
       <w:r>
         <w:rPr>
+          <w:rFonts w:ascii="Times New Roman" w:hAnsi="Times New Roman" w:eastAsia="Times New Roman" w:cs="Times New Roman"/>
           <w:b/>
-          <w:sz w:val="24"/>
+          <w:sz w:val="28"/>
         </w:rPr>
         <w:t>Базовая настройка</w:t>
       </w:r>
@@ -612,6 +991,7 @@
       <w:tblPr>
         <w:tblStyle w:val="TableGrid"/>
         <w:tblW w:type="auto" w:w="0"/>
+        <w:tblLayout w:type="autofit"/>
         <w:tblLook w:firstColumn="1" w:firstRow="1" w:lastColumn="0" w:lastRow="0" w:noHBand="0" w:noVBand="1" w:val="04A0"/>
       </w:tblPr>
       <w:tblGrid>
@@ -625,9 +1005,16 @@
             <w:tcW w:type="dxa" w:w="2880"/>
           </w:tcPr>
           <w:p>
+            <w:pPr>
+              <w:spacing w:line="360" w:lineRule="auto" w:before="0" w:after="0"/>
+              <w:ind w:firstLine="0"/>
+              <w:jc w:val="center"/>
+            </w:pPr>
             <w:r>
               <w:rPr>
-                <w:sz w:val="18"/>
+                <w:rFonts w:ascii="Times New Roman" w:hAnsi="Times New Roman" w:eastAsia="Times New Roman" w:cs="Times New Roman"/>
+                <w:b/>
+                <w:sz w:val="22"/>
               </w:rPr>
               <w:t>Настройка</w:t>
             </w:r>
@@ -638,9 +1025,16 @@
             <w:tcW w:type="dxa" w:w="2880"/>
           </w:tcPr>
           <w:p>
+            <w:pPr>
+              <w:spacing w:line="360" w:lineRule="auto" w:before="0" w:after="0"/>
+              <w:ind w:firstLine="0"/>
+              <w:jc w:val="center"/>
+            </w:pPr>
             <w:r>
               <w:rPr>
-                <w:sz w:val="18"/>
+                <w:rFonts w:ascii="Times New Roman" w:hAnsi="Times New Roman" w:eastAsia="Times New Roman" w:cs="Times New Roman"/>
+                <w:b/>
+                <w:sz w:val="22"/>
               </w:rPr>
               <w:t>Команда</w:t>
             </w:r>
@@ -651,9 +1045,16 @@
             <w:tcW w:type="dxa" w:w="2880"/>
           </w:tcPr>
           <w:p>
+            <w:pPr>
+              <w:spacing w:line="360" w:lineRule="auto" w:before="0" w:after="0"/>
+              <w:ind w:firstLine="0"/>
+              <w:jc w:val="center"/>
+            </w:pPr>
             <w:r>
               <w:rPr>
-                <w:sz w:val="18"/>
+                <w:rFonts w:ascii="Times New Roman" w:hAnsi="Times New Roman" w:eastAsia="Times New Roman" w:cs="Times New Roman"/>
+                <w:b/>
+                <w:sz w:val="22"/>
               </w:rPr>
               <w:t>Фактический результат</w:t>
             </w:r>
@@ -666,9 +1067,16 @@
             <w:tcW w:type="dxa" w:w="2880"/>
           </w:tcPr>
           <w:p>
+            <w:pPr>
+              <w:spacing w:line="360" w:lineRule="auto" w:before="0" w:after="0"/>
+              <w:ind w:firstLine="0"/>
+              <w:jc w:val="both"/>
+            </w:pPr>
             <w:r>
               <w:rPr>
-                <w:sz w:val="18"/>
+                <w:rFonts w:ascii="Times New Roman" w:hAnsi="Times New Roman" w:eastAsia="Times New Roman" w:cs="Times New Roman"/>
+                <w:b w:val="0"/>
+                <w:sz w:val="22"/>
               </w:rPr>
               <w:t>Имя узла</w:t>
             </w:r>
@@ -678,13 +1086,25 @@
           <w:tcPr>
             <w:tcW w:type="dxa" w:w="2880"/>
           </w:tcPr>
-          <w:p/>
+          <w:p>
+            <w:pPr>
+              <w:spacing w:line="360" w:lineRule="auto" w:before="0" w:after="0"/>
+              <w:ind w:firstLine="0"/>
+              <w:jc w:val="both"/>
+            </w:pPr>
+          </w:p>
         </w:tc>
         <w:tc>
           <w:tcPr>
             <w:tcW w:type="dxa" w:w="2880"/>
           </w:tcPr>
-          <w:p/>
+          <w:p>
+            <w:pPr>
+              <w:spacing w:line="360" w:lineRule="auto" w:before="0" w:after="0"/>
+              <w:ind w:firstLine="0"/>
+              <w:jc w:val="both"/>
+            </w:pPr>
+          </w:p>
         </w:tc>
       </w:tr>
       <w:tr>
@@ -693,9 +1113,16 @@
             <w:tcW w:type="dxa" w:w="2880"/>
           </w:tcPr>
           <w:p>
+            <w:pPr>
+              <w:spacing w:line="360" w:lineRule="auto" w:before="0" w:after="0"/>
+              <w:ind w:firstLine="0"/>
+              <w:jc w:val="both"/>
+            </w:pPr>
             <w:r>
               <w:rPr>
-                <w:sz w:val="18"/>
+                <w:rFonts w:ascii="Times New Roman" w:hAnsi="Times New Roman" w:eastAsia="Times New Roman" w:cs="Times New Roman"/>
+                <w:b w:val="0"/>
+                <w:sz w:val="22"/>
               </w:rPr>
               <w:t>Обновления</w:t>
             </w:r>
@@ -705,13 +1132,25 @@
           <w:tcPr>
             <w:tcW w:type="dxa" w:w="2880"/>
           </w:tcPr>
-          <w:p/>
+          <w:p>
+            <w:pPr>
+              <w:spacing w:line="360" w:lineRule="auto" w:before="0" w:after="0"/>
+              <w:ind w:firstLine="0"/>
+              <w:jc w:val="both"/>
+            </w:pPr>
+          </w:p>
         </w:tc>
         <w:tc>
           <w:tcPr>
             <w:tcW w:type="dxa" w:w="2880"/>
           </w:tcPr>
-          <w:p/>
+          <w:p>
+            <w:pPr>
+              <w:spacing w:line="360" w:lineRule="auto" w:before="0" w:after="0"/>
+              <w:ind w:firstLine="0"/>
+              <w:jc w:val="both"/>
+            </w:pPr>
+          </w:p>
         </w:tc>
       </w:tr>
       <w:tr>
@@ -720,9 +1159,16 @@
             <w:tcW w:type="dxa" w:w="2880"/>
           </w:tcPr>
           <w:p>
+            <w:pPr>
+              <w:spacing w:line="360" w:lineRule="auto" w:before="0" w:after="0"/>
+              <w:ind w:firstLine="0"/>
+              <w:jc w:val="both"/>
+            </w:pPr>
             <w:r>
               <w:rPr>
-                <w:sz w:val="18"/>
+                <w:rFonts w:ascii="Times New Roman" w:hAnsi="Times New Roman" w:eastAsia="Times New Roman" w:cs="Times New Roman"/>
+                <w:b w:val="0"/>
+                <w:sz w:val="22"/>
               </w:rPr>
               <w:t>Часовой пояс</w:t>
             </w:r>
@@ -732,13 +1178,25 @@
           <w:tcPr>
             <w:tcW w:type="dxa" w:w="2880"/>
           </w:tcPr>
-          <w:p/>
+          <w:p>
+            <w:pPr>
+              <w:spacing w:line="360" w:lineRule="auto" w:before="0" w:after="0"/>
+              <w:ind w:firstLine="0"/>
+              <w:jc w:val="both"/>
+            </w:pPr>
+          </w:p>
         </w:tc>
         <w:tc>
           <w:tcPr>
             <w:tcW w:type="dxa" w:w="2880"/>
           </w:tcPr>
-          <w:p/>
+          <w:p>
+            <w:pPr>
+              <w:spacing w:line="360" w:lineRule="auto" w:before="0" w:after="0"/>
+              <w:ind w:firstLine="0"/>
+              <w:jc w:val="both"/>
+            </w:pPr>
+          </w:p>
         </w:tc>
       </w:tr>
       <w:tr>
@@ -747,9 +1205,16 @@
             <w:tcW w:type="dxa" w:w="2880"/>
           </w:tcPr>
           <w:p>
+            <w:pPr>
+              <w:spacing w:line="360" w:lineRule="auto" w:before="0" w:after="0"/>
+              <w:ind w:firstLine="0"/>
+              <w:jc w:val="both"/>
+            </w:pPr>
             <w:r>
               <w:rPr>
-                <w:sz w:val="18"/>
+                <w:rFonts w:ascii="Times New Roman" w:hAnsi="Times New Roman" w:eastAsia="Times New Roman" w:cs="Times New Roman"/>
+                <w:b w:val="0"/>
+                <w:sz w:val="22"/>
               </w:rPr>
               <w:t>Статический адрес</w:t>
             </w:r>
@@ -759,13 +1224,25 @@
           <w:tcPr>
             <w:tcW w:type="dxa" w:w="2880"/>
           </w:tcPr>
-          <w:p/>
+          <w:p>
+            <w:pPr>
+              <w:spacing w:line="360" w:lineRule="auto" w:before="0" w:after="0"/>
+              <w:ind w:firstLine="0"/>
+              <w:jc w:val="both"/>
+            </w:pPr>
+          </w:p>
         </w:tc>
         <w:tc>
           <w:tcPr>
             <w:tcW w:type="dxa" w:w="2880"/>
           </w:tcPr>
-          <w:p/>
+          <w:p>
+            <w:pPr>
+              <w:spacing w:line="360" w:lineRule="auto" w:before="0" w:after="0"/>
+              <w:ind w:firstLine="0"/>
+              <w:jc w:val="both"/>
+            </w:pPr>
+          </w:p>
         </w:tc>
       </w:tr>
       <w:tr>
@@ -774,9 +1251,16 @@
             <w:tcW w:type="dxa" w:w="2880"/>
           </w:tcPr>
           <w:p>
+            <w:pPr>
+              <w:spacing w:line="360" w:lineRule="auto" w:before="0" w:after="0"/>
+              <w:ind w:firstLine="0"/>
+              <w:jc w:val="both"/>
+            </w:pPr>
             <w:r>
               <w:rPr>
-                <w:sz w:val="18"/>
+                <w:rFonts w:ascii="Times New Roman" w:hAnsi="Times New Roman" w:eastAsia="Times New Roman" w:cs="Times New Roman"/>
+                <w:b w:val="0"/>
+                <w:sz w:val="22"/>
               </w:rPr>
               <w:t>SSH и ключи</w:t>
             </w:r>
@@ -786,13 +1270,25 @@
           <w:tcPr>
             <w:tcW w:type="dxa" w:w="2880"/>
           </w:tcPr>
-          <w:p/>
+          <w:p>
+            <w:pPr>
+              <w:spacing w:line="360" w:lineRule="auto" w:before="0" w:after="0"/>
+              <w:ind w:firstLine="0"/>
+              <w:jc w:val="both"/>
+            </w:pPr>
+          </w:p>
         </w:tc>
         <w:tc>
           <w:tcPr>
             <w:tcW w:type="dxa" w:w="2880"/>
           </w:tcPr>
-          <w:p/>
+          <w:p>
+            <w:pPr>
+              <w:spacing w:line="360" w:lineRule="auto" w:before="0" w:after="0"/>
+              <w:ind w:firstLine="0"/>
+              <w:jc w:val="both"/>
+            </w:pPr>
+          </w:p>
         </w:tc>
       </w:tr>
       <w:tr>
@@ -801,9 +1297,16 @@
             <w:tcW w:type="dxa" w:w="2880"/>
           </w:tcPr>
           <w:p>
+            <w:pPr>
+              <w:spacing w:line="360" w:lineRule="auto" w:before="0" w:after="0"/>
+              <w:ind w:firstLine="0"/>
+              <w:jc w:val="both"/>
+            </w:pPr>
             <w:r>
               <w:rPr>
-                <w:sz w:val="18"/>
+                <w:rFonts w:ascii="Times New Roman" w:hAnsi="Times New Roman" w:eastAsia="Times New Roman" w:cs="Times New Roman"/>
+                <w:b w:val="0"/>
+                <w:sz w:val="22"/>
               </w:rPr>
               <w:t>Firewall</w:t>
             </w:r>
@@ -813,13 +1316,25 @@
           <w:tcPr>
             <w:tcW w:type="dxa" w:w="2880"/>
           </w:tcPr>
-          <w:p/>
+          <w:p>
+            <w:pPr>
+              <w:spacing w:line="360" w:lineRule="auto" w:before="0" w:after="0"/>
+              <w:ind w:firstLine="0"/>
+              <w:jc w:val="both"/>
+            </w:pPr>
+          </w:p>
         </w:tc>
         <w:tc>
           <w:tcPr>
             <w:tcW w:type="dxa" w:w="2880"/>
           </w:tcPr>
-          <w:p/>
+          <w:p>
+            <w:pPr>
+              <w:spacing w:line="360" w:lineRule="auto" w:before="0" w:after="0"/>
+              <w:ind w:firstLine="0"/>
+              <w:jc w:val="both"/>
+            </w:pPr>
+          </w:p>
         </w:tc>
       </w:tr>
       <w:tr>
@@ -828,9 +1343,16 @@
             <w:tcW w:type="dxa" w:w="2880"/>
           </w:tcPr>
           <w:p>
+            <w:pPr>
+              <w:spacing w:line="360" w:lineRule="auto" w:before="0" w:after="0"/>
+              <w:ind w:firstLine="0"/>
+              <w:jc w:val="both"/>
+            </w:pPr>
             <w:r>
               <w:rPr>
-                <w:sz w:val="18"/>
+                <w:rFonts w:ascii="Times New Roman" w:hAnsi="Times New Roman" w:eastAsia="Times New Roman" w:cs="Times New Roman"/>
+                <w:b w:val="0"/>
+                <w:sz w:val="22"/>
               </w:rPr>
               <w:t>Служебный пользователь</w:t>
             </w:r>
@@ -840,13 +1362,25 @@
           <w:tcPr>
             <w:tcW w:type="dxa" w:w="2880"/>
           </w:tcPr>
-          <w:p/>
+          <w:p>
+            <w:pPr>
+              <w:spacing w:line="360" w:lineRule="auto" w:before="0" w:after="0"/>
+              <w:ind w:firstLine="0"/>
+              <w:jc w:val="both"/>
+            </w:pPr>
+          </w:p>
         </w:tc>
         <w:tc>
           <w:tcPr>
             <w:tcW w:type="dxa" w:w="2880"/>
           </w:tcPr>
-          <w:p/>
+          <w:p>
+            <w:pPr>
+              <w:spacing w:line="360" w:lineRule="auto" w:before="0" w:after="0"/>
+              <w:ind w:firstLine="0"/>
+              <w:jc w:val="both"/>
+            </w:pPr>
+          </w:p>
         </w:tc>
       </w:tr>
       <w:tr>
@@ -855,9 +1389,16 @@
             <w:tcW w:type="dxa" w:w="2880"/>
           </w:tcPr>
           <w:p>
+            <w:pPr>
+              <w:spacing w:line="360" w:lineRule="auto" w:before="0" w:after="0"/>
+              <w:ind w:firstLine="0"/>
+              <w:jc w:val="both"/>
+            </w:pPr>
             <w:r>
               <w:rPr>
-                <w:sz w:val="18"/>
+                <w:rFonts w:ascii="Times New Roman" w:hAnsi="Times New Roman" w:eastAsia="Times New Roman" w:cs="Times New Roman"/>
+                <w:b w:val="0"/>
+                <w:sz w:val="22"/>
               </w:rPr>
               <w:t>Снимок</w:t>
             </w:r>
@@ -867,22 +1408,40 @@
           <w:tcPr>
             <w:tcW w:type="dxa" w:w="2880"/>
           </w:tcPr>
-          <w:p/>
+          <w:p>
+            <w:pPr>
+              <w:spacing w:line="360" w:lineRule="auto" w:before="0" w:after="0"/>
+              <w:ind w:firstLine="0"/>
+              <w:jc w:val="both"/>
+            </w:pPr>
+          </w:p>
         </w:tc>
         <w:tc>
           <w:tcPr>
             <w:tcW w:type="dxa" w:w="2880"/>
           </w:tcPr>
-          <w:p/>
+          <w:p>
+            <w:pPr>
+              <w:spacing w:line="360" w:lineRule="auto" w:before="0" w:after="0"/>
+              <w:ind w:firstLine="0"/>
+              <w:jc w:val="both"/>
+            </w:pPr>
+          </w:p>
         </w:tc>
       </w:tr>
     </w:tbl>
     <w:p/>
     <w:p>
+      <w:pPr>
+        <w:spacing w:line="360" w:lineRule="auto" w:before="0" w:after="0"/>
+        <w:ind w:firstLine="709"/>
+        <w:jc w:val="both"/>
+      </w:pPr>
       <w:r>
         <w:rPr>
+          <w:rFonts w:ascii="Times New Roman" w:hAnsi="Times New Roman" w:eastAsia="Times New Roman" w:cs="Times New Roman"/>
           <w:b/>
-          <w:sz w:val="24"/>
+          <w:sz w:val="28"/>
         </w:rPr>
         <w:t>Чек-лист приёмки</w:t>
       </w:r>
@@ -891,6 +1450,7 @@
       <w:tblPr>
         <w:tblStyle w:val="TableGrid"/>
         <w:tblW w:type="auto" w:w="0"/>
+        <w:tblLayout w:type="autofit"/>
         <w:tblLook w:firstColumn="1" w:firstRow="1" w:lastColumn="0" w:lastRow="0" w:noHBand="0" w:noVBand="1" w:val="04A0"/>
       </w:tblPr>
       <w:tblGrid>
@@ -906,9 +1466,16 @@
             <w:tcW w:type="dxa" w:w="1728"/>
           </w:tcPr>
           <w:p>
+            <w:pPr>
+              <w:spacing w:line="360" w:lineRule="auto" w:before="0" w:after="0"/>
+              <w:ind w:firstLine="0"/>
+              <w:jc w:val="center"/>
+            </w:pPr>
             <w:r>
               <w:rPr>
-                <w:sz w:val="16"/>
+                <w:rFonts w:ascii="Times New Roman" w:hAnsi="Times New Roman" w:eastAsia="Times New Roman" w:cs="Times New Roman"/>
+                <w:b/>
+                <w:sz w:val="22"/>
               </w:rPr>
               <w:t>Проверка</w:t>
             </w:r>
@@ -919,9 +1486,16 @@
             <w:tcW w:type="dxa" w:w="1728"/>
           </w:tcPr>
           <w:p>
+            <w:pPr>
+              <w:spacing w:line="360" w:lineRule="auto" w:before="0" w:after="0"/>
+              <w:ind w:firstLine="0"/>
+              <w:jc w:val="center"/>
+            </w:pPr>
             <w:r>
               <w:rPr>
-                <w:sz w:val="16"/>
+                <w:rFonts w:ascii="Times New Roman" w:hAnsi="Times New Roman" w:eastAsia="Times New Roman" w:cs="Times New Roman"/>
+                <w:b/>
+                <w:sz w:val="22"/>
               </w:rPr>
               <w:t>Команда</w:t>
             </w:r>
@@ -932,9 +1506,16 @@
             <w:tcW w:type="dxa" w:w="1728"/>
           </w:tcPr>
           <w:p>
+            <w:pPr>
+              <w:spacing w:line="360" w:lineRule="auto" w:before="0" w:after="0"/>
+              <w:ind w:firstLine="0"/>
+              <w:jc w:val="center"/>
+            </w:pPr>
             <w:r>
               <w:rPr>
-                <w:sz w:val="16"/>
+                <w:rFonts w:ascii="Times New Roman" w:hAnsi="Times New Roman" w:eastAsia="Times New Roman" w:cs="Times New Roman"/>
+                <w:b/>
+                <w:sz w:val="22"/>
               </w:rPr>
               <w:t>Ожидаемый результат</w:t>
             </w:r>
@@ -945,9 +1526,16 @@
             <w:tcW w:type="dxa" w:w="1728"/>
           </w:tcPr>
           <w:p>
+            <w:pPr>
+              <w:spacing w:line="360" w:lineRule="auto" w:before="0" w:after="0"/>
+              <w:ind w:firstLine="0"/>
+              <w:jc w:val="center"/>
+            </w:pPr>
             <w:r>
               <w:rPr>
-                <w:sz w:val="16"/>
+                <w:rFonts w:ascii="Times New Roman" w:hAnsi="Times New Roman" w:eastAsia="Times New Roman" w:cs="Times New Roman"/>
+                <w:b/>
+                <w:sz w:val="22"/>
               </w:rPr>
               <w:t>Факт</w:t>
             </w:r>
@@ -958,9 +1546,16 @@
             <w:tcW w:type="dxa" w:w="1728"/>
           </w:tcPr>
           <w:p>
+            <w:pPr>
+              <w:spacing w:line="360" w:lineRule="auto" w:before="0" w:after="0"/>
+              <w:ind w:firstLine="0"/>
+              <w:jc w:val="center"/>
+            </w:pPr>
             <w:r>
               <w:rPr>
-                <w:sz w:val="16"/>
+                <w:rFonts w:ascii="Times New Roman" w:hAnsi="Times New Roman" w:eastAsia="Times New Roman" w:cs="Times New Roman"/>
+                <w:b/>
+                <w:sz w:val="22"/>
               </w:rPr>
               <w:t>Отметка</w:t>
             </w:r>
@@ -973,9 +1568,16 @@
             <w:tcW w:type="dxa" w:w="1728"/>
           </w:tcPr>
           <w:p>
+            <w:pPr>
+              <w:spacing w:line="360" w:lineRule="auto" w:before="0" w:after="0"/>
+              <w:ind w:firstLine="0"/>
+              <w:jc w:val="both"/>
+            </w:pPr>
             <w:r>
               <w:rPr>
-                <w:sz w:val="16"/>
+                <w:rFonts w:ascii="Times New Roman" w:hAnsi="Times New Roman" w:eastAsia="Times New Roman" w:cs="Times New Roman"/>
+                <w:b w:val="0"/>
+                <w:sz w:val="22"/>
               </w:rPr>
               <w:t>Имя узла</w:t>
             </w:r>
@@ -986,9 +1588,16 @@
             <w:tcW w:type="dxa" w:w="1728"/>
           </w:tcPr>
           <w:p>
+            <w:pPr>
+              <w:spacing w:line="360" w:lineRule="auto" w:before="0" w:after="0"/>
+              <w:ind w:firstLine="0"/>
+              <w:jc w:val="both"/>
+            </w:pPr>
             <w:r>
               <w:rPr>
-                <w:sz w:val="16"/>
+                <w:rFonts w:ascii="Times New Roman" w:hAnsi="Times New Roman" w:eastAsia="Times New Roman" w:cs="Times New Roman"/>
+                <w:b w:val="0"/>
+                <w:sz w:val="22"/>
               </w:rPr>
               <w:t>hostnamectl</w:t>
             </w:r>
@@ -999,9 +1608,16 @@
             <w:tcW w:type="dxa" w:w="1728"/>
           </w:tcPr>
           <w:p>
+            <w:pPr>
+              <w:spacing w:line="360" w:lineRule="auto" w:before="0" w:after="0"/>
+              <w:ind w:firstLine="0"/>
+              <w:jc w:val="both"/>
+            </w:pPr>
             <w:r>
               <w:rPr>
-                <w:sz w:val="16"/>
+                <w:rFonts w:ascii="Times New Roman" w:hAnsi="Times New Roman" w:eastAsia="Times New Roman" w:cs="Times New Roman"/>
+                <w:b w:val="0"/>
+                <w:sz w:val="22"/>
               </w:rPr>
               <w:t>Static hostname: uifis-srv01</w:t>
             </w:r>
@@ -1011,13 +1627,25 @@
           <w:tcPr>
             <w:tcW w:type="dxa" w:w="1728"/>
           </w:tcPr>
-          <w:p/>
+          <w:p>
+            <w:pPr>
+              <w:spacing w:line="360" w:lineRule="auto" w:before="0" w:after="0"/>
+              <w:ind w:firstLine="0"/>
+              <w:jc w:val="both"/>
+            </w:pPr>
+          </w:p>
         </w:tc>
         <w:tc>
           <w:tcPr>
             <w:tcW w:type="dxa" w:w="1728"/>
           </w:tcPr>
-          <w:p/>
+          <w:p>
+            <w:pPr>
+              <w:spacing w:line="360" w:lineRule="auto" w:before="0" w:after="0"/>
+              <w:ind w:firstLine="0"/>
+              <w:jc w:val="both"/>
+            </w:pPr>
+          </w:p>
         </w:tc>
       </w:tr>
       <w:tr>
@@ -1026,9 +1654,16 @@
             <w:tcW w:type="dxa" w:w="1728"/>
           </w:tcPr>
           <w:p>
+            <w:pPr>
+              <w:spacing w:line="360" w:lineRule="auto" w:before="0" w:after="0"/>
+              <w:ind w:firstLine="0"/>
+              <w:jc w:val="both"/>
+            </w:pPr>
             <w:r>
               <w:rPr>
-                <w:sz w:val="16"/>
+                <w:rFonts w:ascii="Times New Roman" w:hAnsi="Times New Roman" w:eastAsia="Times New Roman" w:cs="Times New Roman"/>
+                <w:b w:val="0"/>
+                <w:sz w:val="22"/>
               </w:rPr>
               <w:t>Часовой пояс</w:t>
             </w:r>
@@ -1039,9 +1674,16 @@
             <w:tcW w:type="dxa" w:w="1728"/>
           </w:tcPr>
           <w:p>
+            <w:pPr>
+              <w:spacing w:line="360" w:lineRule="auto" w:before="0" w:after="0"/>
+              <w:ind w:firstLine="0"/>
+              <w:jc w:val="both"/>
+            </w:pPr>
             <w:r>
               <w:rPr>
-                <w:sz w:val="16"/>
+                <w:rFonts w:ascii="Times New Roman" w:hAnsi="Times New Roman" w:eastAsia="Times New Roman" w:cs="Times New Roman"/>
+                <w:b w:val="0"/>
+                <w:sz w:val="22"/>
               </w:rPr>
               <w:t>timedatectl</w:t>
             </w:r>
@@ -1052,9 +1694,16 @@
             <w:tcW w:type="dxa" w:w="1728"/>
           </w:tcPr>
           <w:p>
+            <w:pPr>
+              <w:spacing w:line="360" w:lineRule="auto" w:before="0" w:after="0"/>
+              <w:ind w:firstLine="0"/>
+              <w:jc w:val="both"/>
+            </w:pPr>
             <w:r>
               <w:rPr>
-                <w:sz w:val="16"/>
+                <w:rFonts w:ascii="Times New Roman" w:hAnsi="Times New Roman" w:eastAsia="Times New Roman" w:cs="Times New Roman"/>
+                <w:b w:val="0"/>
+                <w:sz w:val="22"/>
               </w:rPr>
               <w:t>Asia/Yekaterinburg, синхронизация включена</w:t>
             </w:r>
@@ -1064,13 +1713,25 @@
           <w:tcPr>
             <w:tcW w:type="dxa" w:w="1728"/>
           </w:tcPr>
-          <w:p/>
+          <w:p>
+            <w:pPr>
+              <w:spacing w:line="360" w:lineRule="auto" w:before="0" w:after="0"/>
+              <w:ind w:firstLine="0"/>
+              <w:jc w:val="both"/>
+            </w:pPr>
+          </w:p>
         </w:tc>
         <w:tc>
           <w:tcPr>
             <w:tcW w:type="dxa" w:w="1728"/>
           </w:tcPr>
-          <w:p/>
+          <w:p>
+            <w:pPr>
+              <w:spacing w:line="360" w:lineRule="auto" w:before="0" w:after="0"/>
+              <w:ind w:firstLine="0"/>
+              <w:jc w:val="both"/>
+            </w:pPr>
+          </w:p>
         </w:tc>
       </w:tr>
       <w:tr>
@@ -1079,9 +1740,16 @@
             <w:tcW w:type="dxa" w:w="1728"/>
           </w:tcPr>
           <w:p>
+            <w:pPr>
+              <w:spacing w:line="360" w:lineRule="auto" w:before="0" w:after="0"/>
+              <w:ind w:firstLine="0"/>
+              <w:jc w:val="both"/>
+            </w:pPr>
             <w:r>
               <w:rPr>
-                <w:sz w:val="16"/>
+                <w:rFonts w:ascii="Times New Roman" w:hAnsi="Times New Roman" w:eastAsia="Times New Roman" w:cs="Times New Roman"/>
+                <w:b w:val="0"/>
+                <w:sz w:val="22"/>
               </w:rPr>
               <w:t>Сеть</w:t>
             </w:r>
@@ -1092,9 +1760,16 @@
             <w:tcW w:type="dxa" w:w="1728"/>
           </w:tcPr>
           <w:p>
+            <w:pPr>
+              <w:spacing w:line="360" w:lineRule="auto" w:before="0" w:after="0"/>
+              <w:ind w:firstLine="0"/>
+              <w:jc w:val="both"/>
+            </w:pPr>
             <w:r>
               <w:rPr>
-                <w:sz w:val="16"/>
+                <w:rFonts w:ascii="Times New Roman" w:hAnsi="Times New Roman" w:eastAsia="Times New Roman" w:cs="Times New Roman"/>
+                <w:b w:val="0"/>
+                <w:sz w:val="22"/>
               </w:rPr>
               <w:t>ip -br a</w:t>
             </w:r>
@@ -1105,9 +1780,16 @@
             <w:tcW w:type="dxa" w:w="1728"/>
           </w:tcPr>
           <w:p>
+            <w:pPr>
+              <w:spacing w:line="360" w:lineRule="auto" w:before="0" w:after="0"/>
+              <w:ind w:firstLine="0"/>
+              <w:jc w:val="both"/>
+            </w:pPr>
             <w:r>
               <w:rPr>
-                <w:sz w:val="16"/>
+                <w:rFonts w:ascii="Times New Roman" w:hAnsi="Times New Roman" w:eastAsia="Times New Roman" w:cs="Times New Roman"/>
+                <w:b w:val="0"/>
+                <w:sz w:val="22"/>
               </w:rPr>
               <w:t>адрес из задания, интерфейс UP</w:t>
             </w:r>
@@ -1117,13 +1799,25 @@
           <w:tcPr>
             <w:tcW w:type="dxa" w:w="1728"/>
           </w:tcPr>
-          <w:p/>
+          <w:p>
+            <w:pPr>
+              <w:spacing w:line="360" w:lineRule="auto" w:before="0" w:after="0"/>
+              <w:ind w:firstLine="0"/>
+              <w:jc w:val="both"/>
+            </w:pPr>
+          </w:p>
         </w:tc>
         <w:tc>
           <w:tcPr>
             <w:tcW w:type="dxa" w:w="1728"/>
           </w:tcPr>
-          <w:p/>
+          <w:p>
+            <w:pPr>
+              <w:spacing w:line="360" w:lineRule="auto" w:before="0" w:after="0"/>
+              <w:ind w:firstLine="0"/>
+              <w:jc w:val="both"/>
+            </w:pPr>
+          </w:p>
         </w:tc>
       </w:tr>
       <w:tr>
@@ -1132,9 +1826,16 @@
             <w:tcW w:type="dxa" w:w="1728"/>
           </w:tcPr>
           <w:p>
+            <w:pPr>
+              <w:spacing w:line="360" w:lineRule="auto" w:before="0" w:after="0"/>
+              <w:ind w:firstLine="0"/>
+              <w:jc w:val="both"/>
+            </w:pPr>
             <w:r>
               <w:rPr>
-                <w:sz w:val="16"/>
+                <w:rFonts w:ascii="Times New Roman" w:hAnsi="Times New Roman" w:eastAsia="Times New Roman" w:cs="Times New Roman"/>
+                <w:b w:val="0"/>
+                <w:sz w:val="22"/>
               </w:rPr>
               <w:t>Маршрут</w:t>
             </w:r>
@@ -1145,9 +1846,16 @@
             <w:tcW w:type="dxa" w:w="1728"/>
           </w:tcPr>
           <w:p>
+            <w:pPr>
+              <w:spacing w:line="360" w:lineRule="auto" w:before="0" w:after="0"/>
+              <w:ind w:firstLine="0"/>
+              <w:jc w:val="both"/>
+            </w:pPr>
             <w:r>
               <w:rPr>
-                <w:sz w:val="16"/>
+                <w:rFonts w:ascii="Times New Roman" w:hAnsi="Times New Roman" w:eastAsia="Times New Roman" w:cs="Times New Roman"/>
+                <w:b w:val="0"/>
+                <w:sz w:val="22"/>
               </w:rPr>
               <w:t>ip route</w:t>
             </w:r>
@@ -1158,9 +1866,16 @@
             <w:tcW w:type="dxa" w:w="1728"/>
           </w:tcPr>
           <w:p>
+            <w:pPr>
+              <w:spacing w:line="360" w:lineRule="auto" w:before="0" w:after="0"/>
+              <w:ind w:firstLine="0"/>
+              <w:jc w:val="both"/>
+            </w:pPr>
             <w:r>
               <w:rPr>
-                <w:sz w:val="16"/>
+                <w:rFonts w:ascii="Times New Roman" w:hAnsi="Times New Roman" w:eastAsia="Times New Roman" w:cs="Times New Roman"/>
+                <w:b w:val="0"/>
+                <w:sz w:val="22"/>
               </w:rPr>
               <w:t>маршрут по умолчанию есть</w:t>
             </w:r>
@@ -1170,13 +1885,25 @@
           <w:tcPr>
             <w:tcW w:type="dxa" w:w="1728"/>
           </w:tcPr>
-          <w:p/>
+          <w:p>
+            <w:pPr>
+              <w:spacing w:line="360" w:lineRule="auto" w:before="0" w:after="0"/>
+              <w:ind w:firstLine="0"/>
+              <w:jc w:val="both"/>
+            </w:pPr>
+          </w:p>
         </w:tc>
         <w:tc>
           <w:tcPr>
             <w:tcW w:type="dxa" w:w="1728"/>
           </w:tcPr>
-          <w:p/>
+          <w:p>
+            <w:pPr>
+              <w:spacing w:line="360" w:lineRule="auto" w:before="0" w:after="0"/>
+              <w:ind w:firstLine="0"/>
+              <w:jc w:val="both"/>
+            </w:pPr>
+          </w:p>
         </w:tc>
       </w:tr>
       <w:tr>
@@ -1185,9 +1912,16 @@
             <w:tcW w:type="dxa" w:w="1728"/>
           </w:tcPr>
           <w:p>
+            <w:pPr>
+              <w:spacing w:line="360" w:lineRule="auto" w:before="0" w:after="0"/>
+              <w:ind w:firstLine="0"/>
+              <w:jc w:val="both"/>
+            </w:pPr>
             <w:r>
               <w:rPr>
-                <w:sz w:val="16"/>
+                <w:rFonts w:ascii="Times New Roman" w:hAnsi="Times New Roman" w:eastAsia="Times New Roman" w:cs="Times New Roman"/>
+                <w:b w:val="0"/>
+                <w:sz w:val="22"/>
               </w:rPr>
               <w:t>SSH</w:t>
             </w:r>
@@ -1198,9 +1932,16 @@
             <w:tcW w:type="dxa" w:w="1728"/>
           </w:tcPr>
           <w:p>
+            <w:pPr>
+              <w:spacing w:line="360" w:lineRule="auto" w:before="0" w:after="0"/>
+              <w:ind w:firstLine="0"/>
+              <w:jc w:val="both"/>
+            </w:pPr>
             <w:r>
               <w:rPr>
-                <w:sz w:val="16"/>
+                <w:rFonts w:ascii="Times New Roman" w:hAnsi="Times New Roman" w:eastAsia="Times New Roman" w:cs="Times New Roman"/>
+                <w:b w:val="0"/>
+                <w:sz w:val="22"/>
               </w:rPr>
               <w:t>systemctl status ssh</w:t>
             </w:r>
@@ -1211,9 +1952,16 @@
             <w:tcW w:type="dxa" w:w="1728"/>
           </w:tcPr>
           <w:p>
+            <w:pPr>
+              <w:spacing w:line="360" w:lineRule="auto" w:before="0" w:after="0"/>
+              <w:ind w:firstLine="0"/>
+              <w:jc w:val="both"/>
+            </w:pPr>
             <w:r>
               <w:rPr>
-                <w:sz w:val="16"/>
+                <w:rFonts w:ascii="Times New Roman" w:hAnsi="Times New Roman" w:eastAsia="Times New Roman" w:cs="Times New Roman"/>
+                <w:b w:val="0"/>
+                <w:sz w:val="22"/>
               </w:rPr>
               <w:t>active (running)</w:t>
             </w:r>
@@ -1223,13 +1971,25 @@
           <w:tcPr>
             <w:tcW w:type="dxa" w:w="1728"/>
           </w:tcPr>
-          <w:p/>
+          <w:p>
+            <w:pPr>
+              <w:spacing w:line="360" w:lineRule="auto" w:before="0" w:after="0"/>
+              <w:ind w:firstLine="0"/>
+              <w:jc w:val="both"/>
+            </w:pPr>
+          </w:p>
         </w:tc>
         <w:tc>
           <w:tcPr>
             <w:tcW w:type="dxa" w:w="1728"/>
           </w:tcPr>
-          <w:p/>
+          <w:p>
+            <w:pPr>
+              <w:spacing w:line="360" w:lineRule="auto" w:before="0" w:after="0"/>
+              <w:ind w:firstLine="0"/>
+              <w:jc w:val="both"/>
+            </w:pPr>
+          </w:p>
         </w:tc>
       </w:tr>
       <w:tr>
@@ -1238,9 +1998,16 @@
             <w:tcW w:type="dxa" w:w="1728"/>
           </w:tcPr>
           <w:p>
+            <w:pPr>
+              <w:spacing w:line="360" w:lineRule="auto" w:before="0" w:after="0"/>
+              <w:ind w:firstLine="0"/>
+              <w:jc w:val="both"/>
+            </w:pPr>
             <w:r>
               <w:rPr>
-                <w:sz w:val="16"/>
+                <w:rFonts w:ascii="Times New Roman" w:hAnsi="Times New Roman" w:eastAsia="Times New Roman" w:cs="Times New Roman"/>
+                <w:b w:val="0"/>
+                <w:sz w:val="22"/>
               </w:rPr>
               <w:t>Вход по ключу</w:t>
             </w:r>
@@ -1251,9 +2018,16 @@
             <w:tcW w:type="dxa" w:w="1728"/>
           </w:tcPr>
           <w:p>
+            <w:pPr>
+              <w:spacing w:line="360" w:lineRule="auto" w:before="0" w:after="0"/>
+              <w:ind w:firstLine="0"/>
+              <w:jc w:val="both"/>
+            </w:pPr>
             <w:r>
               <w:rPr>
-                <w:sz w:val="16"/>
+                <w:rFonts w:ascii="Times New Roman" w:hAnsi="Times New Roman" w:eastAsia="Times New Roman" w:cs="Times New Roman"/>
+                <w:b w:val="0"/>
+                <w:sz w:val="22"/>
               </w:rPr>
               <w:t>ssh student@адрес</w:t>
             </w:r>
@@ -1264,9 +2038,16 @@
             <w:tcW w:type="dxa" w:w="1728"/>
           </w:tcPr>
           <w:p>
+            <w:pPr>
+              <w:spacing w:line="360" w:lineRule="auto" w:before="0" w:after="0"/>
+              <w:ind w:firstLine="0"/>
+              <w:jc w:val="both"/>
+            </w:pPr>
             <w:r>
               <w:rPr>
-                <w:sz w:val="16"/>
+                <w:rFonts w:ascii="Times New Roman" w:hAnsi="Times New Roman" w:eastAsia="Times New Roman" w:cs="Times New Roman"/>
+                <w:b w:val="0"/>
+                <w:sz w:val="22"/>
               </w:rPr>
               <w:t>вход без пароля</w:t>
             </w:r>
@@ -1276,13 +2057,25 @@
           <w:tcPr>
             <w:tcW w:type="dxa" w:w="1728"/>
           </w:tcPr>
-          <w:p/>
+          <w:p>
+            <w:pPr>
+              <w:spacing w:line="360" w:lineRule="auto" w:before="0" w:after="0"/>
+              <w:ind w:firstLine="0"/>
+              <w:jc w:val="both"/>
+            </w:pPr>
+          </w:p>
         </w:tc>
         <w:tc>
           <w:tcPr>
             <w:tcW w:type="dxa" w:w="1728"/>
           </w:tcPr>
-          <w:p/>
+          <w:p>
+            <w:pPr>
+              <w:spacing w:line="360" w:lineRule="auto" w:before="0" w:after="0"/>
+              <w:ind w:firstLine="0"/>
+              <w:jc w:val="both"/>
+            </w:pPr>
+          </w:p>
         </w:tc>
       </w:tr>
       <w:tr>
@@ -1291,9 +2084,16 @@
             <w:tcW w:type="dxa" w:w="1728"/>
           </w:tcPr>
           <w:p>
+            <w:pPr>
+              <w:spacing w:line="360" w:lineRule="auto" w:before="0" w:after="0"/>
+              <w:ind w:firstLine="0"/>
+              <w:jc w:val="both"/>
+            </w:pPr>
             <w:r>
               <w:rPr>
-                <w:sz w:val="16"/>
+                <w:rFonts w:ascii="Times New Roman" w:hAnsi="Times New Roman" w:eastAsia="Times New Roman" w:cs="Times New Roman"/>
+                <w:b w:val="0"/>
+                <w:sz w:val="22"/>
               </w:rPr>
               <w:t>Firewall</w:t>
             </w:r>
@@ -1304,9 +2104,16 @@
             <w:tcW w:type="dxa" w:w="1728"/>
           </w:tcPr>
           <w:p>
+            <w:pPr>
+              <w:spacing w:line="360" w:lineRule="auto" w:before="0" w:after="0"/>
+              <w:ind w:firstLine="0"/>
+              <w:jc w:val="both"/>
+            </w:pPr>
             <w:r>
               <w:rPr>
-                <w:sz w:val="16"/>
+                <w:rFonts w:ascii="Times New Roman" w:hAnsi="Times New Roman" w:eastAsia="Times New Roman" w:cs="Times New Roman"/>
+                <w:b w:val="0"/>
+                <w:sz w:val="22"/>
               </w:rPr>
               <w:t>sudo ufw status verbose</w:t>
             </w:r>
@@ -1317,9 +2124,16 @@
             <w:tcW w:type="dxa" w:w="1728"/>
           </w:tcPr>
           <w:p>
+            <w:pPr>
+              <w:spacing w:line="360" w:lineRule="auto" w:before="0" w:after="0"/>
+              <w:ind w:firstLine="0"/>
+              <w:jc w:val="both"/>
+            </w:pPr>
             <w:r>
               <w:rPr>
-                <w:sz w:val="16"/>
+                <w:rFonts w:ascii="Times New Roman" w:hAnsi="Times New Roman" w:eastAsia="Times New Roman" w:cs="Times New Roman"/>
+                <w:b w:val="0"/>
+                <w:sz w:val="22"/>
               </w:rPr>
               <w:t>активен, разрешён только SSH</w:t>
             </w:r>
@@ -1329,13 +2143,25 @@
           <w:tcPr>
             <w:tcW w:type="dxa" w:w="1728"/>
           </w:tcPr>
-          <w:p/>
+          <w:p>
+            <w:pPr>
+              <w:spacing w:line="360" w:lineRule="auto" w:before="0" w:after="0"/>
+              <w:ind w:firstLine="0"/>
+              <w:jc w:val="both"/>
+            </w:pPr>
+          </w:p>
         </w:tc>
         <w:tc>
           <w:tcPr>
             <w:tcW w:type="dxa" w:w="1728"/>
           </w:tcPr>
-          <w:p/>
+          <w:p>
+            <w:pPr>
+              <w:spacing w:line="360" w:lineRule="auto" w:before="0" w:after="0"/>
+              <w:ind w:firstLine="0"/>
+              <w:jc w:val="both"/>
+            </w:pPr>
+          </w:p>
         </w:tc>
       </w:tr>
       <w:tr>
@@ -1344,9 +2170,16 @@
             <w:tcW w:type="dxa" w:w="1728"/>
           </w:tcPr>
           <w:p>
+            <w:pPr>
+              <w:spacing w:line="360" w:lineRule="auto" w:before="0" w:after="0"/>
+              <w:ind w:firstLine="0"/>
+              <w:jc w:val="both"/>
+            </w:pPr>
             <w:r>
               <w:rPr>
-                <w:sz w:val="16"/>
+                <w:rFonts w:ascii="Times New Roman" w:hAnsi="Times New Roman" w:eastAsia="Times New Roman" w:cs="Times New Roman"/>
+                <w:b w:val="0"/>
+                <w:sz w:val="22"/>
               </w:rPr>
               <w:t>Службы</w:t>
             </w:r>
@@ -1357,9 +2190,16 @@
             <w:tcW w:type="dxa" w:w="1728"/>
           </w:tcPr>
           <w:p>
+            <w:pPr>
+              <w:spacing w:line="360" w:lineRule="auto" w:before="0" w:after="0"/>
+              <w:ind w:firstLine="0"/>
+              <w:jc w:val="both"/>
+            </w:pPr>
             <w:r>
               <w:rPr>
-                <w:sz w:val="16"/>
+                <w:rFonts w:ascii="Times New Roman" w:hAnsi="Times New Roman" w:eastAsia="Times New Roman" w:cs="Times New Roman"/>
+                <w:b w:val="0"/>
+                <w:sz w:val="22"/>
               </w:rPr>
               <w:t>systemctl --failed</w:t>
             </w:r>
@@ -1370,9 +2210,16 @@
             <w:tcW w:type="dxa" w:w="1728"/>
           </w:tcPr>
           <w:p>
+            <w:pPr>
+              <w:spacing w:line="360" w:lineRule="auto" w:before="0" w:after="0"/>
+              <w:ind w:firstLine="0"/>
+              <w:jc w:val="both"/>
+            </w:pPr>
             <w:r>
               <w:rPr>
-                <w:sz w:val="16"/>
+                <w:rFonts w:ascii="Times New Roman" w:hAnsi="Times New Roman" w:eastAsia="Times New Roman" w:cs="Times New Roman"/>
+                <w:b w:val="0"/>
+                <w:sz w:val="22"/>
               </w:rPr>
               <w:t>нет сбойных юнитов</w:t>
             </w:r>
@@ -1382,13 +2229,25 @@
           <w:tcPr>
             <w:tcW w:type="dxa" w:w="1728"/>
           </w:tcPr>
-          <w:p/>
+          <w:p>
+            <w:pPr>
+              <w:spacing w:line="360" w:lineRule="auto" w:before="0" w:after="0"/>
+              <w:ind w:firstLine="0"/>
+              <w:jc w:val="both"/>
+            </w:pPr>
+          </w:p>
         </w:tc>
         <w:tc>
           <w:tcPr>
             <w:tcW w:type="dxa" w:w="1728"/>
           </w:tcPr>
-          <w:p/>
+          <w:p>
+            <w:pPr>
+              <w:spacing w:line="360" w:lineRule="auto" w:before="0" w:after="0"/>
+              <w:ind w:firstLine="0"/>
+              <w:jc w:val="both"/>
+            </w:pPr>
+          </w:p>
         </w:tc>
       </w:tr>
       <w:tr>
@@ -1397,9 +2256,16 @@
             <w:tcW w:type="dxa" w:w="1728"/>
           </w:tcPr>
           <w:p>
+            <w:pPr>
+              <w:spacing w:line="360" w:lineRule="auto" w:before="0" w:after="0"/>
+              <w:ind w:firstLine="0"/>
+              <w:jc w:val="both"/>
+            </w:pPr>
             <w:r>
               <w:rPr>
-                <w:sz w:val="16"/>
+                <w:rFonts w:ascii="Times New Roman" w:hAnsi="Times New Roman" w:eastAsia="Times New Roman" w:cs="Times New Roman"/>
+                <w:b w:val="0"/>
+                <w:sz w:val="22"/>
               </w:rPr>
               <w:t>Диск</w:t>
             </w:r>
@@ -1410,9 +2276,16 @@
             <w:tcW w:type="dxa" w:w="1728"/>
           </w:tcPr>
           <w:p>
+            <w:pPr>
+              <w:spacing w:line="360" w:lineRule="auto" w:before="0" w:after="0"/>
+              <w:ind w:firstLine="0"/>
+              <w:jc w:val="both"/>
+            </w:pPr>
             <w:r>
               <w:rPr>
-                <w:sz w:val="16"/>
+                <w:rFonts w:ascii="Times New Roman" w:hAnsi="Times New Roman" w:eastAsia="Times New Roman" w:cs="Times New Roman"/>
+                <w:b w:val="0"/>
+                <w:sz w:val="22"/>
               </w:rPr>
               <w:t>df -h, df -i</w:t>
             </w:r>
@@ -1423,9 +2296,16 @@
             <w:tcW w:type="dxa" w:w="1728"/>
           </w:tcPr>
           <w:p>
+            <w:pPr>
+              <w:spacing w:line="360" w:lineRule="auto" w:before="0" w:after="0"/>
+              <w:ind w:firstLine="0"/>
+              <w:jc w:val="both"/>
+            </w:pPr>
             <w:r>
               <w:rPr>
-                <w:sz w:val="16"/>
+                <w:rFonts w:ascii="Times New Roman" w:hAnsi="Times New Roman" w:eastAsia="Times New Roman" w:cs="Times New Roman"/>
+                <w:b w:val="0"/>
+                <w:sz w:val="22"/>
               </w:rPr>
               <w:t>есть свободное место и inode</w:t>
             </w:r>
@@ -1435,13 +2315,25 @@
           <w:tcPr>
             <w:tcW w:type="dxa" w:w="1728"/>
           </w:tcPr>
-          <w:p/>
+          <w:p>
+            <w:pPr>
+              <w:spacing w:line="360" w:lineRule="auto" w:before="0" w:after="0"/>
+              <w:ind w:firstLine="0"/>
+              <w:jc w:val="both"/>
+            </w:pPr>
+          </w:p>
         </w:tc>
         <w:tc>
           <w:tcPr>
             <w:tcW w:type="dxa" w:w="1728"/>
           </w:tcPr>
-          <w:p/>
+          <w:p>
+            <w:pPr>
+              <w:spacing w:line="360" w:lineRule="auto" w:before="0" w:after="0"/>
+              <w:ind w:firstLine="0"/>
+              <w:jc w:val="both"/>
+            </w:pPr>
+          </w:p>
         </w:tc>
       </w:tr>
       <w:tr>
@@ -1450,9 +2342,16 @@
             <w:tcW w:type="dxa" w:w="1728"/>
           </w:tcPr>
           <w:p>
+            <w:pPr>
+              <w:spacing w:line="360" w:lineRule="auto" w:before="0" w:after="0"/>
+              <w:ind w:firstLine="0"/>
+              <w:jc w:val="both"/>
+            </w:pPr>
             <w:r>
               <w:rPr>
-                <w:sz w:val="16"/>
+                <w:rFonts w:ascii="Times New Roman" w:hAnsi="Times New Roman" w:eastAsia="Times New Roman" w:cs="Times New Roman"/>
+                <w:b w:val="0"/>
+                <w:sz w:val="22"/>
               </w:rPr>
               <w:t>Память</w:t>
             </w:r>
@@ -1463,9 +2362,16 @@
             <w:tcW w:type="dxa" w:w="1728"/>
           </w:tcPr>
           <w:p>
+            <w:pPr>
+              <w:spacing w:line="360" w:lineRule="auto" w:before="0" w:after="0"/>
+              <w:ind w:firstLine="0"/>
+              <w:jc w:val="both"/>
+            </w:pPr>
             <w:r>
               <w:rPr>
-                <w:sz w:val="16"/>
+                <w:rFonts w:ascii="Times New Roman" w:hAnsi="Times New Roman" w:eastAsia="Times New Roman" w:cs="Times New Roman"/>
+                <w:b w:val="0"/>
+                <w:sz w:val="22"/>
               </w:rPr>
               <w:t>free -h</w:t>
             </w:r>
@@ -1476,9 +2382,16 @@
             <w:tcW w:type="dxa" w:w="1728"/>
           </w:tcPr>
           <w:p>
+            <w:pPr>
+              <w:spacing w:line="360" w:lineRule="auto" w:before="0" w:after="0"/>
+              <w:ind w:firstLine="0"/>
+              <w:jc w:val="both"/>
+            </w:pPr>
             <w:r>
               <w:rPr>
-                <w:sz w:val="16"/>
+                <w:rFonts w:ascii="Times New Roman" w:hAnsi="Times New Roman" w:eastAsia="Times New Roman" w:cs="Times New Roman"/>
+                <w:b w:val="0"/>
+                <w:sz w:val="22"/>
               </w:rPr>
               <w:t>память видна, swap не перегружен</w:t>
             </w:r>
@@ -1488,13 +2401,25 @@
           <w:tcPr>
             <w:tcW w:type="dxa" w:w="1728"/>
           </w:tcPr>
-          <w:p/>
+          <w:p>
+            <w:pPr>
+              <w:spacing w:line="360" w:lineRule="auto" w:before="0" w:after="0"/>
+              <w:ind w:firstLine="0"/>
+              <w:jc w:val="both"/>
+            </w:pPr>
+          </w:p>
         </w:tc>
         <w:tc>
           <w:tcPr>
             <w:tcW w:type="dxa" w:w="1728"/>
           </w:tcPr>
-          <w:p/>
+          <w:p>
+            <w:pPr>
+              <w:spacing w:line="360" w:lineRule="auto" w:before="0" w:after="0"/>
+              <w:ind w:firstLine="0"/>
+              <w:jc w:val="both"/>
+            </w:pPr>
+          </w:p>
         </w:tc>
       </w:tr>
       <w:tr>
@@ -1503,9 +2428,16 @@
             <w:tcW w:type="dxa" w:w="1728"/>
           </w:tcPr>
           <w:p>
+            <w:pPr>
+              <w:spacing w:line="360" w:lineRule="auto" w:before="0" w:after="0"/>
+              <w:ind w:firstLine="0"/>
+              <w:jc w:val="both"/>
+            </w:pPr>
             <w:r>
               <w:rPr>
-                <w:sz w:val="16"/>
+                <w:rFonts w:ascii="Times New Roman" w:hAnsi="Times New Roman" w:eastAsia="Times New Roman" w:cs="Times New Roman"/>
+                <w:b w:val="0"/>
+                <w:sz w:val="22"/>
               </w:rPr>
               <w:t>Каталог</w:t>
             </w:r>
@@ -1516,9 +2448,16 @@
             <w:tcW w:type="dxa" w:w="1728"/>
           </w:tcPr>
           <w:p>
+            <w:pPr>
+              <w:spacing w:line="360" w:lineRule="auto" w:before="0" w:after="0"/>
+              <w:ind w:firstLine="0"/>
+              <w:jc w:val="both"/>
+            </w:pPr>
             <w:r>
               <w:rPr>
-                <w:sz w:val="16"/>
+                <w:rFonts w:ascii="Times New Roman" w:hAnsi="Times New Roman" w:eastAsia="Times New Roman" w:cs="Times New Roman"/>
+                <w:b w:val="0"/>
+                <w:sz w:val="22"/>
               </w:rPr>
               <w:t>ls -ld /srv/uifis</w:t>
             </w:r>
@@ -1529,9 +2468,16 @@
             <w:tcW w:type="dxa" w:w="1728"/>
           </w:tcPr>
           <w:p>
+            <w:pPr>
+              <w:spacing w:line="360" w:lineRule="auto" w:before="0" w:after="0"/>
+              <w:ind w:firstLine="0"/>
+              <w:jc w:val="both"/>
+            </w:pPr>
             <w:r>
               <w:rPr>
-                <w:sz w:val="16"/>
+                <w:rFonts w:ascii="Times New Roman" w:hAnsi="Times New Roman" w:eastAsia="Times New Roman" w:cs="Times New Roman"/>
+                <w:b w:val="0"/>
+                <w:sz w:val="22"/>
               </w:rPr>
               <w:t>владелец uifis, права 0750</w:t>
             </w:r>
@@ -1541,13 +2487,25 @@
           <w:tcPr>
             <w:tcW w:type="dxa" w:w="1728"/>
           </w:tcPr>
-          <w:p/>
+          <w:p>
+            <w:pPr>
+              <w:spacing w:line="360" w:lineRule="auto" w:before="0" w:after="0"/>
+              <w:ind w:firstLine="0"/>
+              <w:jc w:val="both"/>
+            </w:pPr>
+          </w:p>
         </w:tc>
         <w:tc>
           <w:tcPr>
             <w:tcW w:type="dxa" w:w="1728"/>
           </w:tcPr>
-          <w:p/>
+          <w:p>
+            <w:pPr>
+              <w:spacing w:line="360" w:lineRule="auto" w:before="0" w:after="0"/>
+              <w:ind w:firstLine="0"/>
+              <w:jc w:val="both"/>
+            </w:pPr>
+          </w:p>
         </w:tc>
       </w:tr>
       <w:tr>
@@ -1556,9 +2514,16 @@
             <w:tcW w:type="dxa" w:w="1728"/>
           </w:tcPr>
           <w:p>
+            <w:pPr>
+              <w:spacing w:line="360" w:lineRule="auto" w:before="0" w:after="0"/>
+              <w:ind w:firstLine="0"/>
+              <w:jc w:val="both"/>
+            </w:pPr>
             <w:r>
               <w:rPr>
-                <w:sz w:val="16"/>
+                <w:rFonts w:ascii="Times New Roman" w:hAnsi="Times New Roman" w:eastAsia="Times New Roman" w:cs="Times New Roman"/>
+                <w:b w:val="0"/>
+                <w:sz w:val="22"/>
               </w:rPr>
               <w:t>Снимок</w:t>
             </w:r>
@@ -1569,9 +2534,16 @@
             <w:tcW w:type="dxa" w:w="1728"/>
           </w:tcPr>
           <w:p>
+            <w:pPr>
+              <w:spacing w:line="360" w:lineRule="auto" w:before="0" w:after="0"/>
+              <w:ind w:firstLine="0"/>
+              <w:jc w:val="both"/>
+            </w:pPr>
             <w:r>
               <w:rPr>
-                <w:sz w:val="16"/>
+                <w:rFonts w:ascii="Times New Roman" w:hAnsi="Times New Roman" w:eastAsia="Times New Roman" w:cs="Times New Roman"/>
+                <w:b w:val="0"/>
+                <w:sz w:val="22"/>
               </w:rPr>
               <w:t>интерфейс гипервизора</w:t>
             </w:r>
@@ -1582,9 +2554,16 @@
             <w:tcW w:type="dxa" w:w="1728"/>
           </w:tcPr>
           <w:p>
+            <w:pPr>
+              <w:spacing w:line="360" w:lineRule="auto" w:before="0" w:after="0"/>
+              <w:ind w:firstLine="0"/>
+              <w:jc w:val="both"/>
+            </w:pPr>
             <w:r>
               <w:rPr>
-                <w:sz w:val="16"/>
+                <w:rFonts w:ascii="Times New Roman" w:hAnsi="Times New Roman" w:eastAsia="Times New Roman" w:cs="Times New Roman"/>
+                <w:b w:val="0"/>
+                <w:sz w:val="22"/>
               </w:rPr>
               <w:t>снимок after-base-setup существует</w:t>
             </w:r>
@@ -1594,34 +2573,55 @@
           <w:tcPr>
             <w:tcW w:type="dxa" w:w="1728"/>
           </w:tcPr>
-          <w:p/>
+          <w:p>
+            <w:pPr>
+              <w:spacing w:line="360" w:lineRule="auto" w:before="0" w:after="0"/>
+              <w:ind w:firstLine="0"/>
+              <w:jc w:val="both"/>
+            </w:pPr>
+          </w:p>
         </w:tc>
         <w:tc>
           <w:tcPr>
             <w:tcW w:type="dxa" w:w="1728"/>
           </w:tcPr>
-          <w:p/>
+          <w:p>
+            <w:pPr>
+              <w:spacing w:line="360" w:lineRule="auto" w:before="0" w:after="0"/>
+              <w:ind w:firstLine="0"/>
+              <w:jc w:val="both"/>
+            </w:pPr>
+          </w:p>
         </w:tc>
       </w:tr>
     </w:tbl>
     <w:p/>
     <w:p>
+      <w:pPr>
+        <w:spacing w:line="360" w:lineRule="auto" w:before="0" w:after="0"/>
+        <w:ind w:firstLine="709"/>
+        <w:jc w:val="both"/>
+      </w:pPr>
       <w:r>
         <w:rPr>
+          <w:rFonts w:ascii="Times New Roman" w:hAnsi="Times New Roman" w:eastAsia="Times New Roman" w:cs="Times New Roman"/>
           <w:b/>
-          <w:sz w:val="24"/>
+          <w:sz w:val="28"/>
         </w:rPr>
         <w:t>Скриншоты выполнения работы</w:t>
       </w:r>
     </w:p>
     <w:p>
       <w:pPr>
+        <w:spacing w:line="360" w:lineRule="auto" w:before="0" w:after="0"/>
+        <w:ind w:firstLine="0"/>
         <w:jc w:val="center"/>
       </w:pPr>
       <w:r>
         <w:rPr>
+          <w:rFonts w:ascii="Times New Roman" w:hAnsi="Times New Roman" w:eastAsia="Times New Roman" w:cs="Times New Roman"/>
           <w:i/>
-          <w:sz w:val="22"/>
+          <w:sz w:val="28"/>
         </w:rPr>
         <w:t>[ Место для скриншота: первый экран установщика ]</w:t>
       </w:r>
@@ -1629,12 +2629,15 @@
     <w:p/>
     <w:p>
       <w:pPr>
+        <w:spacing w:line="360" w:lineRule="auto" w:before="0" w:after="0"/>
+        <w:ind w:firstLine="0"/>
         <w:jc w:val="center"/>
       </w:pPr>
       <w:r>
         <w:rPr>
+          <w:rFonts w:ascii="Times New Roman" w:hAnsi="Times New Roman" w:eastAsia="Times New Roman" w:cs="Times New Roman"/>
           <w:i/>
-          <w:sz w:val="22"/>
+          <w:sz w:val="28"/>
         </w:rPr>
         <w:t>[ Место для скриншота: вход после первой загрузки ]</w:t>
       </w:r>
@@ -1642,12 +2645,15 @@
     <w:p/>
     <w:p>
       <w:pPr>
+        <w:spacing w:line="360" w:lineRule="auto" w:before="0" w:after="0"/>
+        <w:ind w:firstLine="0"/>
         <w:jc w:val="center"/>
       </w:pPr>
       <w:r>
         <w:rPr>
+          <w:rFonts w:ascii="Times New Roman" w:hAnsi="Times New Roman" w:eastAsia="Times New Roman" w:cs="Times New Roman"/>
           <w:i/>
-          <w:sz w:val="22"/>
+          <w:sz w:val="28"/>
         </w:rPr>
         <w:t>[ Место для скриншота: вывод ip -br a ]</w:t>
       </w:r>
@@ -1655,12 +2661,15 @@
     <w:p/>
     <w:p>
       <w:pPr>
+        <w:spacing w:line="360" w:lineRule="auto" w:before="0" w:after="0"/>
+        <w:ind w:firstLine="0"/>
         <w:jc w:val="center"/>
       </w:pPr>
       <w:r>
         <w:rPr>
+          <w:rFonts w:ascii="Times New Roman" w:hAnsi="Times New Roman" w:eastAsia="Times New Roman" w:cs="Times New Roman"/>
           <w:i/>
-          <w:sz w:val="22"/>
+          <w:sz w:val="28"/>
         </w:rPr>
         <w:t>[ Место для скриншота: вывод systemctl --failed ]</w:t>
       </w:r>
@@ -1668,12 +2677,15 @@
     <w:p/>
     <w:p>
       <w:pPr>
+        <w:spacing w:line="360" w:lineRule="auto" w:before="0" w:after="0"/>
+        <w:ind w:firstLine="0"/>
         <w:jc w:val="center"/>
       </w:pPr>
       <w:r>
         <w:rPr>
+          <w:rFonts w:ascii="Times New Roman" w:hAnsi="Times New Roman" w:eastAsia="Times New Roman" w:cs="Times New Roman"/>
           <w:i/>
-          <w:sz w:val="22"/>
+          <w:sz w:val="28"/>
         </w:rPr>
         <w:t>[ Место для скриншота: вывод sudo ufw status verbose ]</w:t>
       </w:r>
@@ -1681,157 +2693,253 @@
     <w:p/>
     <w:p>
       <w:pPr>
+        <w:spacing w:line="360" w:lineRule="auto" w:before="0" w:after="0"/>
+        <w:ind w:firstLine="0"/>
         <w:jc w:val="center"/>
       </w:pPr>
       <w:r>
         <w:rPr>
+          <w:rFonts w:ascii="Times New Roman" w:hAnsi="Times New Roman" w:eastAsia="Times New Roman" w:cs="Times New Roman"/>
           <w:i/>
-          <w:sz w:val="22"/>
+          <w:sz w:val="28"/>
         </w:rPr>
         <w:t>[ Место для скриншота: успешный вход по SSH ]</w:t>
       </w:r>
     </w:p>
     <w:p/>
     <w:p>
+      <w:pPr>
+        <w:spacing w:line="360" w:lineRule="auto" w:before="0" w:after="0"/>
+        <w:ind w:firstLine="709"/>
+        <w:jc w:val="both"/>
+      </w:pPr>
       <w:r>
         <w:rPr>
+          <w:rFonts w:ascii="Times New Roman" w:hAnsi="Times New Roman" w:eastAsia="Times New Roman" w:cs="Times New Roman"/>
           <w:b/>
-          <w:sz w:val="24"/>
+          <w:sz w:val="28"/>
         </w:rPr>
         <w:t>Трудности и их решение</w:t>
       </w:r>
     </w:p>
     <w:p>
+      <w:pPr>
+        <w:spacing w:line="360" w:lineRule="auto" w:before="0" w:after="0"/>
+        <w:ind w:firstLine="709"/>
+        <w:jc w:val="both"/>
+      </w:pPr>
       <w:r>
         <w:rPr>
+          <w:rFonts w:ascii="Times New Roman" w:hAnsi="Times New Roman" w:eastAsia="Times New Roman" w:cs="Times New Roman"/>
           <w:b w:val="0"/>
-          <w:sz w:val="24"/>
+          <w:sz w:val="28"/>
         </w:rPr>
         <w:t>Какая настройка вызвала трудности? Как вы определили причину и чем проверили решение?</w:t>
       </w:r>
     </w:p>
     <w:p>
+      <w:pPr>
+        <w:spacing w:line="360" w:lineRule="auto" w:before="0" w:after="0"/>
+        <w:ind w:firstLine="709"/>
+        <w:jc w:val="both"/>
+      </w:pPr>
       <w:r>
         <w:rPr>
+          <w:rFonts w:ascii="Times New Roman" w:hAnsi="Times New Roman" w:eastAsia="Times New Roman" w:cs="Times New Roman"/>
           <w:b w:val="0"/>
-          <w:sz w:val="24"/>
+          <w:sz w:val="28"/>
         </w:rPr>
         <w:t>________________________________________________________________________</w:t>
       </w:r>
     </w:p>
     <w:p>
+      <w:pPr>
+        <w:spacing w:line="360" w:lineRule="auto" w:before="0" w:after="0"/>
+        <w:ind w:firstLine="709"/>
+        <w:jc w:val="both"/>
+      </w:pPr>
       <w:r>
         <w:rPr>
+          <w:rFonts w:ascii="Times New Roman" w:hAnsi="Times New Roman" w:eastAsia="Times New Roman" w:cs="Times New Roman"/>
           <w:b w:val="0"/>
-          <w:sz w:val="24"/>
+          <w:sz w:val="28"/>
         </w:rPr>
         <w:t>________________________________________________________________________</w:t>
       </w:r>
     </w:p>
     <w:p>
+      <w:pPr>
+        <w:spacing w:line="360" w:lineRule="auto" w:before="0" w:after="0"/>
+        <w:ind w:firstLine="709"/>
+        <w:jc w:val="both"/>
+      </w:pPr>
       <w:r>
         <w:rPr>
+          <w:rFonts w:ascii="Times New Roman" w:hAnsi="Times New Roman" w:eastAsia="Times New Roman" w:cs="Times New Roman"/>
           <w:b w:val="0"/>
-          <w:sz w:val="24"/>
+          <w:sz w:val="28"/>
         </w:rPr>
         <w:t>________________________________________________________________________</w:t>
       </w:r>
     </w:p>
     <w:p>
+      <w:pPr>
+        <w:spacing w:line="360" w:lineRule="auto" w:before="0" w:after="0"/>
+        <w:ind w:firstLine="709"/>
+        <w:jc w:val="both"/>
+      </w:pPr>
       <w:r>
         <w:rPr>
+          <w:rFonts w:ascii="Times New Roman" w:hAnsi="Times New Roman" w:eastAsia="Times New Roman" w:cs="Times New Roman"/>
           <w:b w:val="0"/>
-          <w:sz w:val="24"/>
+          <w:sz w:val="28"/>
         </w:rPr>
         <w:t>________________________________________________________________________</w:t>
       </w:r>
     </w:p>
     <w:p>
+      <w:pPr>
+        <w:spacing w:line="360" w:lineRule="auto" w:before="0" w:after="0"/>
+        <w:ind w:firstLine="709"/>
+        <w:jc w:val="both"/>
+      </w:pPr>
       <w:r>
         <w:rPr>
+          <w:rFonts w:ascii="Times New Roman" w:hAnsi="Times New Roman" w:eastAsia="Times New Roman" w:cs="Times New Roman"/>
           <w:b w:val="0"/>
-          <w:sz w:val="24"/>
+          <w:sz w:val="28"/>
         </w:rPr>
         <w:t>________________________________________________________________________</w:t>
       </w:r>
     </w:p>
     <w:p>
+      <w:pPr>
+        <w:spacing w:line="360" w:lineRule="auto" w:before="0" w:after="0"/>
+        <w:ind w:firstLine="709"/>
+        <w:jc w:val="both"/>
+      </w:pPr>
       <w:r>
         <w:rPr>
+          <w:rFonts w:ascii="Times New Roman" w:hAnsi="Times New Roman" w:eastAsia="Times New Roman" w:cs="Times New Roman"/>
           <w:b w:val="0"/>
-          <w:sz w:val="24"/>
+          <w:sz w:val="28"/>
         </w:rPr>
         <w:t>________________________________________________________________________</w:t>
       </w:r>
     </w:p>
     <w:p/>
     <w:p>
+      <w:pPr>
+        <w:pStyle w:val="Heading1"/>
+        <w:keepNext/>
+        <w:keepLines/>
+        <w:spacing w:line="240" w:lineRule="auto" w:before="240" w:after="0"/>
+        <w:ind w:firstLine="0" w:left="0"/>
+        <w:jc w:val="both"/>
+      </w:pPr>
       <w:r>
         <w:rPr>
-          <w:b/>
-          <w:sz w:val="24"/>
+          <w:rFonts w:ascii="Times New Roman" w:hAnsi="Times New Roman" w:eastAsia="Times New Roman" w:cs="Times New Roman"/>
+          <w:b w:val="0"/>
+          <w:sz w:val="28"/>
         </w:rPr>
         <w:t>Вывод</w:t>
       </w:r>
     </w:p>
     <w:p>
+      <w:pPr>
+        <w:spacing w:line="360" w:lineRule="auto" w:before="0" w:after="0"/>
+        <w:ind w:firstLine="709"/>
+        <w:jc w:val="both"/>
+      </w:pPr>
       <w:r>
         <w:rPr>
+          <w:rFonts w:ascii="Times New Roman" w:hAnsi="Times New Roman" w:eastAsia="Times New Roman" w:cs="Times New Roman"/>
           <w:b w:val="0"/>
-          <w:sz w:val="24"/>
+          <w:sz w:val="28"/>
         </w:rPr>
         <w:t>Что доказало, что узел готов к работе? Какие проверки вы считаете обязательными для любого сервера?</w:t>
       </w:r>
     </w:p>
     <w:p>
+      <w:pPr>
+        <w:spacing w:line="360" w:lineRule="auto" w:before="0" w:after="0"/>
+        <w:ind w:firstLine="709"/>
+        <w:jc w:val="both"/>
+      </w:pPr>
       <w:r>
         <w:rPr>
+          <w:rFonts w:ascii="Times New Roman" w:hAnsi="Times New Roman" w:eastAsia="Times New Roman" w:cs="Times New Roman"/>
           <w:b w:val="0"/>
-          <w:sz w:val="24"/>
+          <w:sz w:val="28"/>
         </w:rPr>
         <w:t>________________________________________________________________________</w:t>
       </w:r>
     </w:p>
     <w:p>
+      <w:pPr>
+        <w:spacing w:line="360" w:lineRule="auto" w:before="0" w:after="0"/>
+        <w:ind w:firstLine="709"/>
+        <w:jc w:val="both"/>
+      </w:pPr>
       <w:r>
         <w:rPr>
+          <w:rFonts w:ascii="Times New Roman" w:hAnsi="Times New Roman" w:eastAsia="Times New Roman" w:cs="Times New Roman"/>
           <w:b w:val="0"/>
-          <w:sz w:val="24"/>
+          <w:sz w:val="28"/>
         </w:rPr>
         <w:t>________________________________________________________________________</w:t>
       </w:r>
     </w:p>
     <w:p>
+      <w:pPr>
+        <w:spacing w:line="360" w:lineRule="auto" w:before="0" w:after="0"/>
+        <w:ind w:firstLine="709"/>
+        <w:jc w:val="both"/>
+      </w:pPr>
       <w:r>
         <w:rPr>
+          <w:rFonts w:ascii="Times New Roman" w:hAnsi="Times New Roman" w:eastAsia="Times New Roman" w:cs="Times New Roman"/>
           <w:b w:val="0"/>
-          <w:sz w:val="24"/>
+          <w:sz w:val="28"/>
         </w:rPr>
         <w:t>________________________________________________________________________</w:t>
       </w:r>
     </w:p>
     <w:p>
+      <w:pPr>
+        <w:spacing w:line="360" w:lineRule="auto" w:before="0" w:after="0"/>
+        <w:ind w:firstLine="709"/>
+        <w:jc w:val="both"/>
+      </w:pPr>
       <w:r>
         <w:rPr>
+          <w:rFonts w:ascii="Times New Roman" w:hAnsi="Times New Roman" w:eastAsia="Times New Roman" w:cs="Times New Roman"/>
           <w:b w:val="0"/>
-          <w:sz w:val="24"/>
+          <w:sz w:val="28"/>
         </w:rPr>
         <w:t>________________________________________________________________________</w:t>
       </w:r>
     </w:p>
     <w:p>
+      <w:pPr>
+        <w:spacing w:line="360" w:lineRule="auto" w:before="0" w:after="0"/>
+        <w:ind w:firstLine="709"/>
+        <w:jc w:val="both"/>
+      </w:pPr>
       <w:r>
         <w:rPr>
+          <w:rFonts w:ascii="Times New Roman" w:hAnsi="Times New Roman" w:eastAsia="Times New Roman" w:cs="Times New Roman"/>
           <w:b w:val="0"/>
-          <w:sz w:val="24"/>
+          <w:sz w:val="28"/>
         </w:rPr>
         <w:t>________________________________________________________________________</w:t>
       </w:r>
     </w:p>
     <w:p/>
     <w:sectPr>
-      <w:pgSz w:w="12240" w:h="15840"/>
-      <w:pgMar w:top="1440" w:right="1800" w:bottom="1440" w:left="1800" w:header="720" w:footer="720" w:gutter="0"/>
+      <w:pgSz w:w="11906" w:h="16838"/>
+      <w:pgMar w:top="1134" w:right="850" w:bottom="1134" w:left="1701" w:header="720" w:footer="720" w:gutter="0"/>
       <w:cols w:space="720"/>
       <w:docGrid w:linePitch="360"/>
     </w:sectPr>
@@ -2202,9 +3310,14 @@
     <w:name w:val="Normal"/>
     <w:qFormat/>
     <w:rsid w:val="00FC693F"/>
+    <w:pPr>
+      <w:spacing w:line="360" w:lineRule="auto" w:before="0" w:after="0"/>
+      <w:ind w:firstLine="709"/>
+      <w:jc w:val="both"/>
+    </w:pPr>
     <w:rPr>
-      <w:rFonts w:ascii="Times New Roman" w:hAnsi="Times New Roman"/>
-      <w:sz w:val="24"/>
+      <w:rFonts w:ascii="Times New Roman" w:hAnsi="Times New Roman" w:eastAsia="Times New Roman" w:cs="Times New Roman"/>
+      <w:sz w:val="28"/>
     </w:rPr>
   </w:style>
   <w:style w:type="paragraph" w:styleId="Header">
@@ -2262,12 +3375,14 @@
     <w:pPr>
       <w:keepNext/>
       <w:keepLines/>
-      <w:spacing w:before="480" w:after="0"/>
+      <w:spacing w:before="240" w:after="0" w:line="240" w:lineRule="auto"/>
+      <w:ind w:firstLine="0" w:left="0"/>
+      <w:jc w:val="both"/>
       <w:outlineLvl w:val="0"/>
     </w:pPr>
     <w:rPr>
-      <w:rFonts w:asciiTheme="majorHAnsi" w:eastAsiaTheme="majorEastAsia" w:hAnsiTheme="majorHAnsi" w:cstheme="majorBidi"/>
-      <w:b/>
+      <w:rFonts w:asciiTheme="majorHAnsi" w:eastAsiaTheme="majorEastAsia" w:hAnsiTheme="majorHAnsi" w:cstheme="majorBidi" w:ascii="Times New Roman" w:hAnsi="Times New Roman" w:eastAsia="Times New Roman" w:cs="Times New Roman"/>
+      <w:b w:val="0"/>
       <w:bCs/>
       <w:color w:val="365F91" w:themeColor="accent1" w:themeShade="BF"/>
       <w:sz w:val="28"/>
@@ -2286,15 +3401,17 @@
     <w:pPr>
       <w:keepNext/>
       <w:keepLines/>
-      <w:spacing w:before="200" w:after="0"/>
+      <w:spacing w:before="40" w:after="0" w:line="240" w:lineRule="auto"/>
+      <w:ind w:firstLine="0" w:left="0"/>
+      <w:jc w:val="left"/>
       <w:outlineLvl w:val="1"/>
     </w:pPr>
     <w:rPr>
-      <w:rFonts w:asciiTheme="majorHAnsi" w:eastAsiaTheme="majorEastAsia" w:hAnsiTheme="majorHAnsi" w:cstheme="majorBidi"/>
+      <w:rFonts w:asciiTheme="majorHAnsi" w:eastAsiaTheme="majorEastAsia" w:hAnsiTheme="majorHAnsi" w:cstheme="majorBidi" w:ascii="Times New Roman" w:hAnsi="Times New Roman" w:eastAsia="Times New Roman" w:cs="Times New Roman"/>
       <w:b/>
       <w:bCs/>
       <w:color w:val="4F81BD" w:themeColor="accent1"/>
-      <w:sz w:val="26"/>
+      <w:sz w:val="28"/>
       <w:szCs w:val="26"/>
     </w:rPr>
   </w:style>
@@ -2624,9 +3741,14 @@
     <w:qFormat/>
     <w:rsid w:val="00FC693F"/>
     <w:pPr>
-      <w:ind w:left="720"/>
+      <w:spacing w:line="360" w:lineRule="auto" w:before="0" w:after="0"/>
+      <w:ind w:left="709" w:firstLine="0"/>
       <w:contextualSpacing/>
     </w:pPr>
+    <w:rPr>
+      <w:rFonts w:ascii="Times New Roman" w:hAnsi="Times New Roman" w:eastAsia="Times New Roman" w:cs="Times New Roman"/>
+      <w:sz w:val="28"/>
+    </w:rPr>
   </w:style>
   <w:style w:type="paragraph" w:styleId="BodyText">
     <w:name w:val="Body Text"/>

--- a/courses/4/uifis/dist/reports/UIFIS_practice-6_report-template.docx
+++ b/courses/4/uifis/dist/reports/UIFIS_practice-6_report-template.docx
@@ -12,6 +12,7 @@
         <w:rPr>
           <w:rFonts w:ascii="Times New Roman" w:hAnsi="Times New Roman" w:eastAsia="Times New Roman" w:cs="Times New Roman"/>
           <w:b/>
+          <w:color w:val="000000"/>
           <w:sz w:val="28"/>
         </w:rPr>
         <w:t>Устройство и функционирование информационной системы (МДК.06.03)</w:t>
@@ -27,6 +28,7 @@
         <w:rPr>
           <w:rFonts w:ascii="Times New Roman" w:hAnsi="Times New Roman" w:eastAsia="Times New Roman" w:cs="Times New Roman"/>
           <w:b/>
+          <w:color w:val="000000"/>
           <w:sz w:val="28"/>
         </w:rPr>
         <w:t>Отчёт по практической работе №6</w:t>
@@ -42,6 +44,7 @@
         <w:rPr>
           <w:rFonts w:ascii="Times New Roman" w:hAnsi="Times New Roman" w:eastAsia="Times New Roman" w:cs="Times New Roman"/>
           <w:b w:val="0"/>
+          <w:color w:val="000000"/>
           <w:sz w:val="28"/>
         </w:rPr>
         <w:t>Тема: Установка и базовая настройка серверной операционной системы</w:t>
@@ -58,6 +61,7 @@
         <w:rPr>
           <w:rFonts w:ascii="Times New Roman" w:hAnsi="Times New Roman" w:eastAsia="Times New Roman" w:cs="Times New Roman"/>
           <w:b w:val="0"/>
+          <w:color w:val="000000"/>
           <w:sz w:val="28"/>
         </w:rPr>
         <w:t>ФИО студента: ______________________________________</w:t>
@@ -73,6 +77,7 @@
         <w:rPr>
           <w:rFonts w:ascii="Times New Roman" w:hAnsi="Times New Roman" w:eastAsia="Times New Roman" w:cs="Times New Roman"/>
           <w:b w:val="0"/>
+          <w:color w:val="000000"/>
           <w:sz w:val="28"/>
         </w:rPr>
         <w:t>Группа: ______________________  Дата: _______________</w:t>
@@ -84,14 +89,16 @@
         <w:pStyle w:val="Heading1"/>
         <w:keepNext/>
         <w:keepLines/>
+        <w:pageBreakBefore/>
         <w:spacing w:line="240" w:lineRule="auto" w:before="240" w:after="0"/>
-        <w:ind w:firstLine="0" w:left="0"/>
+        <w:ind w:left="0" w:firstLine="0"/>
         <w:jc w:val="both"/>
       </w:pPr>
       <w:r>
         <w:rPr>
           <w:rFonts w:ascii="Times New Roman" w:hAnsi="Times New Roman" w:eastAsia="Times New Roman" w:cs="Times New Roman"/>
           <w:b w:val="0"/>
+          <w:color w:val="000000"/>
           <w:sz w:val="28"/>
         </w:rPr>
         <w:t>Цель работы</w:t>
@@ -107,9 +114,9 @@
         <w:rPr>
           <w:rFonts w:ascii="Times New Roman" w:hAnsi="Times New Roman" w:eastAsia="Times New Roman" w:cs="Times New Roman"/>
           <w:b w:val="0"/>
+          <w:color w:val="000000"/>
           <w:sz w:val="28"/>
         </w:rPr>
-        <w:t>________________________________________________________________________</w:t>
       </w:r>
     </w:p>
     <w:p>
@@ -122,9 +129,9 @@
         <w:rPr>
           <w:rFonts w:ascii="Times New Roman" w:hAnsi="Times New Roman" w:eastAsia="Times New Roman" w:cs="Times New Roman"/>
           <w:b w:val="0"/>
+          <w:color w:val="000000"/>
           <w:sz w:val="28"/>
         </w:rPr>
-        <w:t>________________________________________________________________________</w:t>
       </w:r>
     </w:p>
     <w:p/>
@@ -134,13 +141,14 @@
         <w:keepNext/>
         <w:keepLines/>
         <w:spacing w:line="240" w:lineRule="auto" w:before="240" w:after="0"/>
-        <w:ind w:firstLine="0" w:left="0"/>
+        <w:ind w:left="0" w:firstLine="0"/>
         <w:jc w:val="both"/>
       </w:pPr>
       <w:r>
         <w:rPr>
           <w:rFonts w:ascii="Times New Roman" w:hAnsi="Times New Roman" w:eastAsia="Times New Roman" w:cs="Times New Roman"/>
           <w:b w:val="0"/>
+          <w:color w:val="000000"/>
           <w:sz w:val="28"/>
         </w:rPr>
         <w:t>Ход работы</w:t>
@@ -156,6 +164,7 @@
         <w:rPr>
           <w:rFonts w:ascii="Times New Roman" w:hAnsi="Times New Roman" w:eastAsia="Times New Roman" w:cs="Times New Roman"/>
           <w:b/>
+          <w:color w:val="000000"/>
           <w:sz w:val="28"/>
         </w:rPr>
         <w:t>Параметры виртуальной машины</w:t>
@@ -187,6 +196,7 @@
               <w:rPr>
                 <w:rFonts w:ascii="Times New Roman" w:hAnsi="Times New Roman" w:eastAsia="Times New Roman" w:cs="Times New Roman"/>
                 <w:b/>
+                <w:color w:val="000000"/>
                 <w:sz w:val="22"/>
               </w:rPr>
               <w:t>Параметр</w:t>
@@ -207,6 +217,7 @@
               <w:rPr>
                 <w:rFonts w:ascii="Times New Roman" w:hAnsi="Times New Roman" w:eastAsia="Times New Roman" w:cs="Times New Roman"/>
                 <w:b/>
+                <w:color w:val="000000"/>
                 <w:sz w:val="22"/>
               </w:rPr>
               <w:t>Значение</w:t>
@@ -229,6 +240,7 @@
               <w:rPr>
                 <w:rFonts w:ascii="Times New Roman" w:hAnsi="Times New Roman" w:eastAsia="Times New Roman" w:cs="Times New Roman"/>
                 <w:b w:val="0"/>
+                <w:color w:val="000000"/>
                 <w:sz w:val="22"/>
               </w:rPr>
               <w:t>Имя узла</w:t>
@@ -263,6 +275,7 @@
               <w:rPr>
                 <w:rFonts w:ascii="Times New Roman" w:hAnsi="Times New Roman" w:eastAsia="Times New Roman" w:cs="Times New Roman"/>
                 <w:b w:val="0"/>
+                <w:color w:val="000000"/>
                 <w:sz w:val="22"/>
               </w:rPr>
               <w:t>Гипервизор</w:t>
@@ -297,6 +310,7 @@
               <w:rPr>
                 <w:rFonts w:ascii="Times New Roman" w:hAnsi="Times New Roman" w:eastAsia="Times New Roman" w:cs="Times New Roman"/>
                 <w:b w:val="0"/>
+                <w:color w:val="000000"/>
                 <w:sz w:val="22"/>
               </w:rPr>
               <w:t>Память</w:t>
@@ -331,6 +345,7 @@
               <w:rPr>
                 <w:rFonts w:ascii="Times New Roman" w:hAnsi="Times New Roman" w:eastAsia="Times New Roman" w:cs="Times New Roman"/>
                 <w:b w:val="0"/>
+                <w:color w:val="000000"/>
                 <w:sz w:val="22"/>
               </w:rPr>
               <w:t>Процессоры</w:t>
@@ -365,6 +380,7 @@
               <w:rPr>
                 <w:rFonts w:ascii="Times New Roman" w:hAnsi="Times New Roman" w:eastAsia="Times New Roman" w:cs="Times New Roman"/>
                 <w:b w:val="0"/>
+                <w:color w:val="000000"/>
                 <w:sz w:val="22"/>
               </w:rPr>
               <w:t>Диск</w:t>
@@ -399,6 +415,7 @@
               <w:rPr>
                 <w:rFonts w:ascii="Times New Roman" w:hAnsi="Times New Roman" w:eastAsia="Times New Roman" w:cs="Times New Roman"/>
                 <w:b w:val="0"/>
+                <w:color w:val="000000"/>
                 <w:sz w:val="22"/>
               </w:rPr>
               <w:t>Сеть</w:t>
@@ -433,6 +450,7 @@
               <w:rPr>
                 <w:rFonts w:ascii="Times New Roman" w:hAnsi="Times New Roman" w:eastAsia="Times New Roman" w:cs="Times New Roman"/>
                 <w:b w:val="0"/>
+                <w:color w:val="000000"/>
                 <w:sz w:val="22"/>
               </w:rPr>
               <w:t>Версия ОС</w:t>
@@ -464,6 +482,7 @@
         <w:rPr>
           <w:rFonts w:ascii="Times New Roman" w:hAnsi="Times New Roman" w:eastAsia="Times New Roman" w:cs="Times New Roman"/>
           <w:b/>
+          <w:color w:val="000000"/>
           <w:sz w:val="28"/>
         </w:rPr>
         <w:t>Журнал установки</w:t>
@@ -497,6 +516,7 @@
               <w:rPr>
                 <w:rFonts w:ascii="Times New Roman" w:hAnsi="Times New Roman" w:eastAsia="Times New Roman" w:cs="Times New Roman"/>
                 <w:b/>
+                <w:color w:val="000000"/>
                 <w:sz w:val="22"/>
               </w:rPr>
               <w:t>Этап</w:t>
@@ -517,6 +537,7 @@
               <w:rPr>
                 <w:rFonts w:ascii="Times New Roman" w:hAnsi="Times New Roman" w:eastAsia="Times New Roman" w:cs="Times New Roman"/>
                 <w:b/>
+                <w:color w:val="000000"/>
                 <w:sz w:val="22"/>
               </w:rPr>
               <w:t>Что сделано</w:t>
@@ -537,6 +558,7 @@
               <w:rPr>
                 <w:rFonts w:ascii="Times New Roman" w:hAnsi="Times New Roman" w:eastAsia="Times New Roman" w:cs="Times New Roman"/>
                 <w:b/>
+                <w:color w:val="000000"/>
                 <w:sz w:val="22"/>
               </w:rPr>
               <w:t>Команда или наблюдение</w:t>
@@ -557,6 +579,7 @@
               <w:rPr>
                 <w:rFonts w:ascii="Times New Roman" w:hAnsi="Times New Roman" w:eastAsia="Times New Roman" w:cs="Times New Roman"/>
                 <w:b/>
+                <w:color w:val="000000"/>
                 <w:sz w:val="22"/>
               </w:rPr>
               <w:t>Результат</w:t>
@@ -579,6 +602,7 @@
               <w:rPr>
                 <w:rFonts w:ascii="Times New Roman" w:hAnsi="Times New Roman" w:eastAsia="Times New Roman" w:cs="Times New Roman"/>
                 <w:b w:val="0"/>
+                <w:color w:val="000000"/>
                 <w:sz w:val="22"/>
               </w:rPr>
               <w:t>1</w:t>
@@ -637,6 +661,7 @@
               <w:rPr>
                 <w:rFonts w:ascii="Times New Roman" w:hAnsi="Times New Roman" w:eastAsia="Times New Roman" w:cs="Times New Roman"/>
                 <w:b w:val="0"/>
+                <w:color w:val="000000"/>
                 <w:sz w:val="22"/>
               </w:rPr>
               <w:t>2</w:t>
@@ -695,6 +720,7 @@
               <w:rPr>
                 <w:rFonts w:ascii="Times New Roman" w:hAnsi="Times New Roman" w:eastAsia="Times New Roman" w:cs="Times New Roman"/>
                 <w:b w:val="0"/>
+                <w:color w:val="000000"/>
                 <w:sz w:val="22"/>
               </w:rPr>
               <w:t>3</w:t>
@@ -753,6 +779,7 @@
               <w:rPr>
                 <w:rFonts w:ascii="Times New Roman" w:hAnsi="Times New Roman" w:eastAsia="Times New Roman" w:cs="Times New Roman"/>
                 <w:b w:val="0"/>
+                <w:color w:val="000000"/>
                 <w:sz w:val="22"/>
               </w:rPr>
               <w:t>4</w:t>
@@ -811,6 +838,7 @@
               <w:rPr>
                 <w:rFonts w:ascii="Times New Roman" w:hAnsi="Times New Roman" w:eastAsia="Times New Roman" w:cs="Times New Roman"/>
                 <w:b w:val="0"/>
+                <w:color w:val="000000"/>
                 <w:sz w:val="22"/>
               </w:rPr>
               <w:t>5</w:t>
@@ -869,6 +897,7 @@
               <w:rPr>
                 <w:rFonts w:ascii="Times New Roman" w:hAnsi="Times New Roman" w:eastAsia="Times New Roman" w:cs="Times New Roman"/>
                 <w:b w:val="0"/>
+                <w:color w:val="000000"/>
                 <w:sz w:val="22"/>
               </w:rPr>
               <w:t>6</w:t>
@@ -927,6 +956,7 @@
               <w:rPr>
                 <w:rFonts w:ascii="Times New Roman" w:hAnsi="Times New Roman" w:eastAsia="Times New Roman" w:cs="Times New Roman"/>
                 <w:b w:val="0"/>
+                <w:color w:val="000000"/>
                 <w:sz w:val="22"/>
               </w:rPr>
               <w:t>7</w:t>
@@ -982,6 +1012,7 @@
         <w:rPr>
           <w:rFonts w:ascii="Times New Roman" w:hAnsi="Times New Roman" w:eastAsia="Times New Roman" w:cs="Times New Roman"/>
           <w:b/>
+          <w:color w:val="000000"/>
           <w:sz w:val="28"/>
         </w:rPr>
         <w:t>Базовая настройка</w:t>
@@ -1014,6 +1045,7 @@
               <w:rPr>
                 <w:rFonts w:ascii="Times New Roman" w:hAnsi="Times New Roman" w:eastAsia="Times New Roman" w:cs="Times New Roman"/>
                 <w:b/>
+                <w:color w:val="000000"/>
                 <w:sz w:val="22"/>
               </w:rPr>
               <w:t>Настройка</w:t>
@@ -1034,6 +1066,7 @@
               <w:rPr>
                 <w:rFonts w:ascii="Times New Roman" w:hAnsi="Times New Roman" w:eastAsia="Times New Roman" w:cs="Times New Roman"/>
                 <w:b/>
+                <w:color w:val="000000"/>
                 <w:sz w:val="22"/>
               </w:rPr>
               <w:t>Команда</w:t>
@@ -1054,6 +1087,7 @@
               <w:rPr>
                 <w:rFonts w:ascii="Times New Roman" w:hAnsi="Times New Roman" w:eastAsia="Times New Roman" w:cs="Times New Roman"/>
                 <w:b/>
+                <w:color w:val="000000"/>
                 <w:sz w:val="22"/>
               </w:rPr>
               <w:t>Фактический результат</w:t>
@@ -1076,6 +1110,7 @@
               <w:rPr>
                 <w:rFonts w:ascii="Times New Roman" w:hAnsi="Times New Roman" w:eastAsia="Times New Roman" w:cs="Times New Roman"/>
                 <w:b w:val="0"/>
+                <w:color w:val="000000"/>
                 <w:sz w:val="22"/>
               </w:rPr>
               <w:t>Имя узла</w:t>
@@ -1122,6 +1157,7 @@
               <w:rPr>
                 <w:rFonts w:ascii="Times New Roman" w:hAnsi="Times New Roman" w:eastAsia="Times New Roman" w:cs="Times New Roman"/>
                 <w:b w:val="0"/>
+                <w:color w:val="000000"/>
                 <w:sz w:val="22"/>
               </w:rPr>
               <w:t>Обновления</w:t>
@@ -1168,6 +1204,7 @@
               <w:rPr>
                 <w:rFonts w:ascii="Times New Roman" w:hAnsi="Times New Roman" w:eastAsia="Times New Roman" w:cs="Times New Roman"/>
                 <w:b w:val="0"/>
+                <w:color w:val="000000"/>
                 <w:sz w:val="22"/>
               </w:rPr>
               <w:t>Часовой пояс</w:t>
@@ -1214,6 +1251,7 @@
               <w:rPr>
                 <w:rFonts w:ascii="Times New Roman" w:hAnsi="Times New Roman" w:eastAsia="Times New Roman" w:cs="Times New Roman"/>
                 <w:b w:val="0"/>
+                <w:color w:val="000000"/>
                 <w:sz w:val="22"/>
               </w:rPr>
               <w:t>Статический адрес</w:t>
@@ -1260,6 +1298,7 @@
               <w:rPr>
                 <w:rFonts w:ascii="Times New Roman" w:hAnsi="Times New Roman" w:eastAsia="Times New Roman" w:cs="Times New Roman"/>
                 <w:b w:val="0"/>
+                <w:color w:val="000000"/>
                 <w:sz w:val="22"/>
               </w:rPr>
               <w:t>SSH и ключи</w:t>
@@ -1306,6 +1345,7 @@
               <w:rPr>
                 <w:rFonts w:ascii="Times New Roman" w:hAnsi="Times New Roman" w:eastAsia="Times New Roman" w:cs="Times New Roman"/>
                 <w:b w:val="0"/>
+                <w:color w:val="000000"/>
                 <w:sz w:val="22"/>
               </w:rPr>
               <w:t>Firewall</w:t>
@@ -1352,6 +1392,7 @@
               <w:rPr>
                 <w:rFonts w:ascii="Times New Roman" w:hAnsi="Times New Roman" w:eastAsia="Times New Roman" w:cs="Times New Roman"/>
                 <w:b w:val="0"/>
+                <w:color w:val="000000"/>
                 <w:sz w:val="22"/>
               </w:rPr>
               <w:t>Служебный пользователь</w:t>
@@ -1398,6 +1439,7 @@
               <w:rPr>
                 <w:rFonts w:ascii="Times New Roman" w:hAnsi="Times New Roman" w:eastAsia="Times New Roman" w:cs="Times New Roman"/>
                 <w:b w:val="0"/>
+                <w:color w:val="000000"/>
                 <w:sz w:val="22"/>
               </w:rPr>
               <w:t>Снимок</w:t>
@@ -1441,6 +1483,7 @@
         <w:rPr>
           <w:rFonts w:ascii="Times New Roman" w:hAnsi="Times New Roman" w:eastAsia="Times New Roman" w:cs="Times New Roman"/>
           <w:b/>
+          <w:color w:val="000000"/>
           <w:sz w:val="28"/>
         </w:rPr>
         <w:t>Чек-лист приёмки</w:t>
@@ -1475,6 +1518,7 @@
               <w:rPr>
                 <w:rFonts w:ascii="Times New Roman" w:hAnsi="Times New Roman" w:eastAsia="Times New Roman" w:cs="Times New Roman"/>
                 <w:b/>
+                <w:color w:val="000000"/>
                 <w:sz w:val="22"/>
               </w:rPr>
               <w:t>Проверка</w:t>
@@ -1495,6 +1539,7 @@
               <w:rPr>
                 <w:rFonts w:ascii="Times New Roman" w:hAnsi="Times New Roman" w:eastAsia="Times New Roman" w:cs="Times New Roman"/>
                 <w:b/>
+                <w:color w:val="000000"/>
                 <w:sz w:val="22"/>
               </w:rPr>
               <w:t>Команда</w:t>
@@ -1515,6 +1560,7 @@
               <w:rPr>
                 <w:rFonts w:ascii="Times New Roman" w:hAnsi="Times New Roman" w:eastAsia="Times New Roman" w:cs="Times New Roman"/>
                 <w:b/>
+                <w:color w:val="000000"/>
                 <w:sz w:val="22"/>
               </w:rPr>
               <w:t>Ожидаемый результат</w:t>
@@ -1535,6 +1581,7 @@
               <w:rPr>
                 <w:rFonts w:ascii="Times New Roman" w:hAnsi="Times New Roman" w:eastAsia="Times New Roman" w:cs="Times New Roman"/>
                 <w:b/>
+                <w:color w:val="000000"/>
                 <w:sz w:val="22"/>
               </w:rPr>
               <w:t>Факт</w:t>
@@ -1555,6 +1602,7 @@
               <w:rPr>
                 <w:rFonts w:ascii="Times New Roman" w:hAnsi="Times New Roman" w:eastAsia="Times New Roman" w:cs="Times New Roman"/>
                 <w:b/>
+                <w:color w:val="000000"/>
                 <w:sz w:val="22"/>
               </w:rPr>
               <w:t>Отметка</w:t>
@@ -1577,6 +1625,7 @@
               <w:rPr>
                 <w:rFonts w:ascii="Times New Roman" w:hAnsi="Times New Roman" w:eastAsia="Times New Roman" w:cs="Times New Roman"/>
                 <w:b w:val="0"/>
+                <w:color w:val="000000"/>
                 <w:sz w:val="22"/>
               </w:rPr>
               <w:t>Имя узла</w:t>
@@ -1597,6 +1646,7 @@
               <w:rPr>
                 <w:rFonts w:ascii="Times New Roman" w:hAnsi="Times New Roman" w:eastAsia="Times New Roman" w:cs="Times New Roman"/>
                 <w:b w:val="0"/>
+                <w:color w:val="000000"/>
                 <w:sz w:val="22"/>
               </w:rPr>
               <w:t>hostnamectl</w:t>
@@ -1617,6 +1667,7 @@
               <w:rPr>
                 <w:rFonts w:ascii="Times New Roman" w:hAnsi="Times New Roman" w:eastAsia="Times New Roman" w:cs="Times New Roman"/>
                 <w:b w:val="0"/>
+                <w:color w:val="000000"/>
                 <w:sz w:val="22"/>
               </w:rPr>
               <w:t>Static hostname: uifis-srv01</w:t>
@@ -1663,6 +1714,7 @@
               <w:rPr>
                 <w:rFonts w:ascii="Times New Roman" w:hAnsi="Times New Roman" w:eastAsia="Times New Roman" w:cs="Times New Roman"/>
                 <w:b w:val="0"/>
+                <w:color w:val="000000"/>
                 <w:sz w:val="22"/>
               </w:rPr>
               <w:t>Часовой пояс</w:t>
@@ -1683,6 +1735,7 @@
               <w:rPr>
                 <w:rFonts w:ascii="Times New Roman" w:hAnsi="Times New Roman" w:eastAsia="Times New Roman" w:cs="Times New Roman"/>
                 <w:b w:val="0"/>
+                <w:color w:val="000000"/>
                 <w:sz w:val="22"/>
               </w:rPr>
               <w:t>timedatectl</w:t>
@@ -1703,6 +1756,7 @@
               <w:rPr>
                 <w:rFonts w:ascii="Times New Roman" w:hAnsi="Times New Roman" w:eastAsia="Times New Roman" w:cs="Times New Roman"/>
                 <w:b w:val="0"/>
+                <w:color w:val="000000"/>
                 <w:sz w:val="22"/>
               </w:rPr>
               <w:t>Asia/Yekaterinburg, синхронизация включена</w:t>
@@ -1749,6 +1803,7 @@
               <w:rPr>
                 <w:rFonts w:ascii="Times New Roman" w:hAnsi="Times New Roman" w:eastAsia="Times New Roman" w:cs="Times New Roman"/>
                 <w:b w:val="0"/>
+                <w:color w:val="000000"/>
                 <w:sz w:val="22"/>
               </w:rPr>
               <w:t>Сеть</w:t>
@@ -1769,6 +1824,7 @@
               <w:rPr>
                 <w:rFonts w:ascii="Times New Roman" w:hAnsi="Times New Roman" w:eastAsia="Times New Roman" w:cs="Times New Roman"/>
                 <w:b w:val="0"/>
+                <w:color w:val="000000"/>
                 <w:sz w:val="22"/>
               </w:rPr>
               <w:t>ip -br a</w:t>
@@ -1789,6 +1845,7 @@
               <w:rPr>
                 <w:rFonts w:ascii="Times New Roman" w:hAnsi="Times New Roman" w:eastAsia="Times New Roman" w:cs="Times New Roman"/>
                 <w:b w:val="0"/>
+                <w:color w:val="000000"/>
                 <w:sz w:val="22"/>
               </w:rPr>
               <w:t>адрес из задания, интерфейс UP</w:t>
@@ -1835,6 +1892,7 @@
               <w:rPr>
                 <w:rFonts w:ascii="Times New Roman" w:hAnsi="Times New Roman" w:eastAsia="Times New Roman" w:cs="Times New Roman"/>
                 <w:b w:val="0"/>
+                <w:color w:val="000000"/>
                 <w:sz w:val="22"/>
               </w:rPr>
               <w:t>Маршрут</w:t>
@@ -1855,6 +1913,7 @@
               <w:rPr>
                 <w:rFonts w:ascii="Times New Roman" w:hAnsi="Times New Roman" w:eastAsia="Times New Roman" w:cs="Times New Roman"/>
                 <w:b w:val="0"/>
+                <w:color w:val="000000"/>
                 <w:sz w:val="22"/>
               </w:rPr>
               <w:t>ip route</w:t>
@@ -1875,6 +1934,7 @@
               <w:rPr>
                 <w:rFonts w:ascii="Times New Roman" w:hAnsi="Times New Roman" w:eastAsia="Times New Roman" w:cs="Times New Roman"/>
                 <w:b w:val="0"/>
+                <w:color w:val="000000"/>
                 <w:sz w:val="22"/>
               </w:rPr>
               <w:t>маршрут по умолчанию есть</w:t>
@@ -1921,6 +1981,7 @@
               <w:rPr>
                 <w:rFonts w:ascii="Times New Roman" w:hAnsi="Times New Roman" w:eastAsia="Times New Roman" w:cs="Times New Roman"/>
                 <w:b w:val="0"/>
+                <w:color w:val="000000"/>
                 <w:sz w:val="22"/>
               </w:rPr>
               <w:t>SSH</w:t>
@@ -1941,6 +2002,7 @@
               <w:rPr>
                 <w:rFonts w:ascii="Times New Roman" w:hAnsi="Times New Roman" w:eastAsia="Times New Roman" w:cs="Times New Roman"/>
                 <w:b w:val="0"/>
+                <w:color w:val="000000"/>
                 <w:sz w:val="22"/>
               </w:rPr>
               <w:t>systemctl status ssh</w:t>
@@ -1961,6 +2023,7 @@
               <w:rPr>
                 <w:rFonts w:ascii="Times New Roman" w:hAnsi="Times New Roman" w:eastAsia="Times New Roman" w:cs="Times New Roman"/>
                 <w:b w:val="0"/>
+                <w:color w:val="000000"/>
                 <w:sz w:val="22"/>
               </w:rPr>
               <w:t>active (running)</w:t>
@@ -2007,6 +2070,7 @@
               <w:rPr>
                 <w:rFonts w:ascii="Times New Roman" w:hAnsi="Times New Roman" w:eastAsia="Times New Roman" w:cs="Times New Roman"/>
                 <w:b w:val="0"/>
+                <w:color w:val="000000"/>
                 <w:sz w:val="22"/>
               </w:rPr>
               <w:t>Вход по ключу</w:t>
@@ -2027,6 +2091,7 @@
               <w:rPr>
                 <w:rFonts w:ascii="Times New Roman" w:hAnsi="Times New Roman" w:eastAsia="Times New Roman" w:cs="Times New Roman"/>
                 <w:b w:val="0"/>
+                <w:color w:val="000000"/>
                 <w:sz w:val="22"/>
               </w:rPr>
               <w:t>ssh student@адрес</w:t>
@@ -2047,6 +2112,7 @@
               <w:rPr>
                 <w:rFonts w:ascii="Times New Roman" w:hAnsi="Times New Roman" w:eastAsia="Times New Roman" w:cs="Times New Roman"/>
                 <w:b w:val="0"/>
+                <w:color w:val="000000"/>
                 <w:sz w:val="22"/>
               </w:rPr>
               <w:t>вход без пароля</w:t>
@@ -2093,6 +2159,7 @@
               <w:rPr>
                 <w:rFonts w:ascii="Times New Roman" w:hAnsi="Times New Roman" w:eastAsia="Times New Roman" w:cs="Times New Roman"/>
                 <w:b w:val="0"/>
+                <w:color w:val="000000"/>
                 <w:sz w:val="22"/>
               </w:rPr>
               <w:t>Firewall</w:t>
@@ -2113,6 +2180,7 @@
               <w:rPr>
                 <w:rFonts w:ascii="Times New Roman" w:hAnsi="Times New Roman" w:eastAsia="Times New Roman" w:cs="Times New Roman"/>
                 <w:b w:val="0"/>
+                <w:color w:val="000000"/>
                 <w:sz w:val="22"/>
               </w:rPr>
               <w:t>sudo ufw status verbose</w:t>
@@ -2133,6 +2201,7 @@
               <w:rPr>
                 <w:rFonts w:ascii="Times New Roman" w:hAnsi="Times New Roman" w:eastAsia="Times New Roman" w:cs="Times New Roman"/>
                 <w:b w:val="0"/>
+                <w:color w:val="000000"/>
                 <w:sz w:val="22"/>
               </w:rPr>
               <w:t>активен, разрешён только SSH</w:t>
@@ -2179,6 +2248,7 @@
               <w:rPr>
                 <w:rFonts w:ascii="Times New Roman" w:hAnsi="Times New Roman" w:eastAsia="Times New Roman" w:cs="Times New Roman"/>
                 <w:b w:val="0"/>
+                <w:color w:val="000000"/>
                 <w:sz w:val="22"/>
               </w:rPr>
               <w:t>Службы</w:t>
@@ -2199,6 +2269,7 @@
               <w:rPr>
                 <w:rFonts w:ascii="Times New Roman" w:hAnsi="Times New Roman" w:eastAsia="Times New Roman" w:cs="Times New Roman"/>
                 <w:b w:val="0"/>
+                <w:color w:val="000000"/>
                 <w:sz w:val="22"/>
               </w:rPr>
               <w:t>systemctl --failed</w:t>
@@ -2219,6 +2290,7 @@
               <w:rPr>
                 <w:rFonts w:ascii="Times New Roman" w:hAnsi="Times New Roman" w:eastAsia="Times New Roman" w:cs="Times New Roman"/>
                 <w:b w:val="0"/>
+                <w:color w:val="000000"/>
                 <w:sz w:val="22"/>
               </w:rPr>
               <w:t>нет сбойных юнитов</w:t>
@@ -2265,6 +2337,7 @@
               <w:rPr>
                 <w:rFonts w:ascii="Times New Roman" w:hAnsi="Times New Roman" w:eastAsia="Times New Roman" w:cs="Times New Roman"/>
                 <w:b w:val="0"/>
+                <w:color w:val="000000"/>
                 <w:sz w:val="22"/>
               </w:rPr>
               <w:t>Диск</w:t>
@@ -2285,6 +2358,7 @@
               <w:rPr>
                 <w:rFonts w:ascii="Times New Roman" w:hAnsi="Times New Roman" w:eastAsia="Times New Roman" w:cs="Times New Roman"/>
                 <w:b w:val="0"/>
+                <w:color w:val="000000"/>
                 <w:sz w:val="22"/>
               </w:rPr>
               <w:t>df -h, df -i</w:t>
@@ -2305,6 +2379,7 @@
               <w:rPr>
                 <w:rFonts w:ascii="Times New Roman" w:hAnsi="Times New Roman" w:eastAsia="Times New Roman" w:cs="Times New Roman"/>
                 <w:b w:val="0"/>
+                <w:color w:val="000000"/>
                 <w:sz w:val="22"/>
               </w:rPr>
               <w:t>есть свободное место и inode</w:t>
@@ -2351,6 +2426,7 @@
               <w:rPr>
                 <w:rFonts w:ascii="Times New Roman" w:hAnsi="Times New Roman" w:eastAsia="Times New Roman" w:cs="Times New Roman"/>
                 <w:b w:val="0"/>
+                <w:color w:val="000000"/>
                 <w:sz w:val="22"/>
               </w:rPr>
               <w:t>Память</w:t>
@@ -2371,6 +2447,7 @@
               <w:rPr>
                 <w:rFonts w:ascii="Times New Roman" w:hAnsi="Times New Roman" w:eastAsia="Times New Roman" w:cs="Times New Roman"/>
                 <w:b w:val="0"/>
+                <w:color w:val="000000"/>
                 <w:sz w:val="22"/>
               </w:rPr>
               <w:t>free -h</w:t>
@@ -2391,6 +2468,7 @@
               <w:rPr>
                 <w:rFonts w:ascii="Times New Roman" w:hAnsi="Times New Roman" w:eastAsia="Times New Roman" w:cs="Times New Roman"/>
                 <w:b w:val="0"/>
+                <w:color w:val="000000"/>
                 <w:sz w:val="22"/>
               </w:rPr>
               <w:t>память видна, swap не перегружен</w:t>
@@ -2437,6 +2515,7 @@
               <w:rPr>
                 <w:rFonts w:ascii="Times New Roman" w:hAnsi="Times New Roman" w:eastAsia="Times New Roman" w:cs="Times New Roman"/>
                 <w:b w:val="0"/>
+                <w:color w:val="000000"/>
                 <w:sz w:val="22"/>
               </w:rPr>
               <w:t>Каталог</w:t>
@@ -2457,6 +2536,7 @@
               <w:rPr>
                 <w:rFonts w:ascii="Times New Roman" w:hAnsi="Times New Roman" w:eastAsia="Times New Roman" w:cs="Times New Roman"/>
                 <w:b w:val="0"/>
+                <w:color w:val="000000"/>
                 <w:sz w:val="22"/>
               </w:rPr>
               <w:t>ls -ld /srv/uifis</w:t>
@@ -2477,6 +2557,7 @@
               <w:rPr>
                 <w:rFonts w:ascii="Times New Roman" w:hAnsi="Times New Roman" w:eastAsia="Times New Roman" w:cs="Times New Roman"/>
                 <w:b w:val="0"/>
+                <w:color w:val="000000"/>
                 <w:sz w:val="22"/>
               </w:rPr>
               <w:t>владелец uifis, права 0750</w:t>
@@ -2523,6 +2604,7 @@
               <w:rPr>
                 <w:rFonts w:ascii="Times New Roman" w:hAnsi="Times New Roman" w:eastAsia="Times New Roman" w:cs="Times New Roman"/>
                 <w:b w:val="0"/>
+                <w:color w:val="000000"/>
                 <w:sz w:val="22"/>
               </w:rPr>
               <w:t>Снимок</w:t>
@@ -2543,6 +2625,7 @@
               <w:rPr>
                 <w:rFonts w:ascii="Times New Roman" w:hAnsi="Times New Roman" w:eastAsia="Times New Roman" w:cs="Times New Roman"/>
                 <w:b w:val="0"/>
+                <w:color w:val="000000"/>
                 <w:sz w:val="22"/>
               </w:rPr>
               <w:t>интерфейс гипервизора</w:t>
@@ -2563,6 +2646,7 @@
               <w:rPr>
                 <w:rFonts w:ascii="Times New Roman" w:hAnsi="Times New Roman" w:eastAsia="Times New Roman" w:cs="Times New Roman"/>
                 <w:b w:val="0"/>
+                <w:color w:val="000000"/>
                 <w:sz w:val="22"/>
               </w:rPr>
               <w:t>снимок after-base-setup существует</w:t>
@@ -2606,6 +2690,7 @@
         <w:rPr>
           <w:rFonts w:ascii="Times New Roman" w:hAnsi="Times New Roman" w:eastAsia="Times New Roman" w:cs="Times New Roman"/>
           <w:b/>
+          <w:color w:val="000000"/>
           <w:sz w:val="28"/>
         </w:rPr>
         <w:t>Скриншоты выполнения работы</w:t>
@@ -2621,6 +2706,7 @@
         <w:rPr>
           <w:rFonts w:ascii="Times New Roman" w:hAnsi="Times New Roman" w:eastAsia="Times New Roman" w:cs="Times New Roman"/>
           <w:i/>
+          <w:color w:val="000000"/>
           <w:sz w:val="28"/>
         </w:rPr>
         <w:t>[ Место для скриншота: первый экран установщика ]</w:t>
@@ -2637,6 +2723,7 @@
         <w:rPr>
           <w:rFonts w:ascii="Times New Roman" w:hAnsi="Times New Roman" w:eastAsia="Times New Roman" w:cs="Times New Roman"/>
           <w:i/>
+          <w:color w:val="000000"/>
           <w:sz w:val="28"/>
         </w:rPr>
         <w:t>[ Место для скриншота: вход после первой загрузки ]</w:t>
@@ -2653,6 +2740,7 @@
         <w:rPr>
           <w:rFonts w:ascii="Times New Roman" w:hAnsi="Times New Roman" w:eastAsia="Times New Roman" w:cs="Times New Roman"/>
           <w:i/>
+          <w:color w:val="000000"/>
           <w:sz w:val="28"/>
         </w:rPr>
         <w:t>[ Место для скриншота: вывод ip -br a ]</w:t>
@@ -2669,6 +2757,7 @@
         <w:rPr>
           <w:rFonts w:ascii="Times New Roman" w:hAnsi="Times New Roman" w:eastAsia="Times New Roman" w:cs="Times New Roman"/>
           <w:i/>
+          <w:color w:val="000000"/>
           <w:sz w:val="28"/>
         </w:rPr>
         <w:t>[ Место для скриншота: вывод systemctl --failed ]</w:t>
@@ -2685,6 +2774,7 @@
         <w:rPr>
           <w:rFonts w:ascii="Times New Roman" w:hAnsi="Times New Roman" w:eastAsia="Times New Roman" w:cs="Times New Roman"/>
           <w:i/>
+          <w:color w:val="000000"/>
           <w:sz w:val="28"/>
         </w:rPr>
         <w:t>[ Место для скриншота: вывод sudo ufw status verbose ]</w:t>
@@ -2701,6 +2791,7 @@
         <w:rPr>
           <w:rFonts w:ascii="Times New Roman" w:hAnsi="Times New Roman" w:eastAsia="Times New Roman" w:cs="Times New Roman"/>
           <w:i/>
+          <w:color w:val="000000"/>
           <w:sz w:val="28"/>
         </w:rPr>
         <w:t>[ Место для скриншота: успешный вход по SSH ]</w:t>
@@ -2717,6 +2808,7 @@
         <w:rPr>
           <w:rFonts w:ascii="Times New Roman" w:hAnsi="Times New Roman" w:eastAsia="Times New Roman" w:cs="Times New Roman"/>
           <w:b/>
+          <w:color w:val="000000"/>
           <w:sz w:val="28"/>
         </w:rPr>
         <w:t>Трудности и их решение</w:t>
@@ -2732,6 +2824,7 @@
         <w:rPr>
           <w:rFonts w:ascii="Times New Roman" w:hAnsi="Times New Roman" w:eastAsia="Times New Roman" w:cs="Times New Roman"/>
           <w:b w:val="0"/>
+          <w:color w:val="000000"/>
           <w:sz w:val="28"/>
         </w:rPr>
         <w:t>Какая настройка вызвала трудности? Как вы определили причину и чем проверили решение?</w:t>
@@ -2747,9 +2840,9 @@
         <w:rPr>
           <w:rFonts w:ascii="Times New Roman" w:hAnsi="Times New Roman" w:eastAsia="Times New Roman" w:cs="Times New Roman"/>
           <w:b w:val="0"/>
+          <w:color w:val="000000"/>
           <w:sz w:val="28"/>
         </w:rPr>
-        <w:t>________________________________________________________________________</w:t>
       </w:r>
     </w:p>
     <w:p>
@@ -2762,9 +2855,9 @@
         <w:rPr>
           <w:rFonts w:ascii="Times New Roman" w:hAnsi="Times New Roman" w:eastAsia="Times New Roman" w:cs="Times New Roman"/>
           <w:b w:val="0"/>
+          <w:color w:val="000000"/>
           <w:sz w:val="28"/>
         </w:rPr>
-        <w:t>________________________________________________________________________</w:t>
       </w:r>
     </w:p>
     <w:p>
@@ -2777,9 +2870,9 @@
         <w:rPr>
           <w:rFonts w:ascii="Times New Roman" w:hAnsi="Times New Roman" w:eastAsia="Times New Roman" w:cs="Times New Roman"/>
           <w:b w:val="0"/>
+          <w:color w:val="000000"/>
           <w:sz w:val="28"/>
         </w:rPr>
-        <w:t>________________________________________________________________________</w:t>
       </w:r>
     </w:p>
     <w:p>
@@ -2792,9 +2885,9 @@
         <w:rPr>
           <w:rFonts w:ascii="Times New Roman" w:hAnsi="Times New Roman" w:eastAsia="Times New Roman" w:cs="Times New Roman"/>
           <w:b w:val="0"/>
+          <w:color w:val="000000"/>
           <w:sz w:val="28"/>
         </w:rPr>
-        <w:t>________________________________________________________________________</w:t>
       </w:r>
     </w:p>
     <w:p>
@@ -2807,9 +2900,9 @@
         <w:rPr>
           <w:rFonts w:ascii="Times New Roman" w:hAnsi="Times New Roman" w:eastAsia="Times New Roman" w:cs="Times New Roman"/>
           <w:b w:val="0"/>
+          <w:color w:val="000000"/>
           <w:sz w:val="28"/>
         </w:rPr>
-        <w:t>________________________________________________________________________</w:t>
       </w:r>
     </w:p>
     <w:p>
@@ -2822,9 +2915,9 @@
         <w:rPr>
           <w:rFonts w:ascii="Times New Roman" w:hAnsi="Times New Roman" w:eastAsia="Times New Roman" w:cs="Times New Roman"/>
           <w:b w:val="0"/>
+          <w:color w:val="000000"/>
           <w:sz w:val="28"/>
         </w:rPr>
-        <w:t>________________________________________________________________________</w:t>
       </w:r>
     </w:p>
     <w:p/>
@@ -2834,13 +2927,14 @@
         <w:keepNext/>
         <w:keepLines/>
         <w:spacing w:line="240" w:lineRule="auto" w:before="240" w:after="0"/>
-        <w:ind w:firstLine="0" w:left="0"/>
+        <w:ind w:left="0" w:firstLine="0"/>
         <w:jc w:val="both"/>
       </w:pPr>
       <w:r>
         <w:rPr>
           <w:rFonts w:ascii="Times New Roman" w:hAnsi="Times New Roman" w:eastAsia="Times New Roman" w:cs="Times New Roman"/>
           <w:b w:val="0"/>
+          <w:color w:val="000000"/>
           <w:sz w:val="28"/>
         </w:rPr>
         <w:t>Вывод</w:t>
@@ -2856,6 +2950,7 @@
         <w:rPr>
           <w:rFonts w:ascii="Times New Roman" w:hAnsi="Times New Roman" w:eastAsia="Times New Roman" w:cs="Times New Roman"/>
           <w:b w:val="0"/>
+          <w:color w:val="000000"/>
           <w:sz w:val="28"/>
         </w:rPr>
         <w:t>Что доказало, что узел готов к работе? Какие проверки вы считаете обязательными для любого сервера?</w:t>
@@ -2871,9 +2966,9 @@
         <w:rPr>
           <w:rFonts w:ascii="Times New Roman" w:hAnsi="Times New Roman" w:eastAsia="Times New Roman" w:cs="Times New Roman"/>
           <w:b w:val="0"/>
+          <w:color w:val="000000"/>
           <w:sz w:val="28"/>
         </w:rPr>
-        <w:t>________________________________________________________________________</w:t>
       </w:r>
     </w:p>
     <w:p>
@@ -2886,9 +2981,9 @@
         <w:rPr>
           <w:rFonts w:ascii="Times New Roman" w:hAnsi="Times New Roman" w:eastAsia="Times New Roman" w:cs="Times New Roman"/>
           <w:b w:val="0"/>
+          <w:color w:val="000000"/>
           <w:sz w:val="28"/>
         </w:rPr>
-        <w:t>________________________________________________________________________</w:t>
       </w:r>
     </w:p>
     <w:p>
@@ -2901,9 +2996,9 @@
         <w:rPr>
           <w:rFonts w:ascii="Times New Roman" w:hAnsi="Times New Roman" w:eastAsia="Times New Roman" w:cs="Times New Roman"/>
           <w:b w:val="0"/>
+          <w:color w:val="000000"/>
           <w:sz w:val="28"/>
         </w:rPr>
-        <w:t>________________________________________________________________________</w:t>
       </w:r>
     </w:p>
     <w:p>
@@ -2916,9 +3011,9 @@
         <w:rPr>
           <w:rFonts w:ascii="Times New Roman" w:hAnsi="Times New Roman" w:eastAsia="Times New Roman" w:cs="Times New Roman"/>
           <w:b w:val="0"/>
+          <w:color w:val="000000"/>
           <w:sz w:val="28"/>
         </w:rPr>
-        <w:t>________________________________________________________________________</w:t>
       </w:r>
     </w:p>
     <w:p>
@@ -2931,9 +3026,9 @@
         <w:rPr>
           <w:rFonts w:ascii="Times New Roman" w:hAnsi="Times New Roman" w:eastAsia="Times New Roman" w:cs="Times New Roman"/>
           <w:b w:val="0"/>
+          <w:color w:val="000000"/>
           <w:sz w:val="28"/>
         </w:rPr>
-        <w:t>________________________________________________________________________</w:t>
       </w:r>
     </w:p>
     <w:p/>
@@ -3317,6 +3412,7 @@
     </w:pPr>
     <w:rPr>
       <w:rFonts w:ascii="Times New Roman" w:hAnsi="Times New Roman" w:eastAsia="Times New Roman" w:cs="Times New Roman"/>
+      <w:color w:val="000000"/>
       <w:sz w:val="28"/>
     </w:rPr>
   </w:style>
@@ -3376,7 +3472,7 @@
       <w:keepNext/>
       <w:keepLines/>
       <w:spacing w:before="240" w:after="0" w:line="240" w:lineRule="auto"/>
-      <w:ind w:firstLine="0" w:left="0"/>
+      <w:ind w:left="0" w:firstLine="0"/>
       <w:jc w:val="both"/>
       <w:outlineLvl w:val="0"/>
     </w:pPr>
@@ -3384,7 +3480,7 @@
       <w:rFonts w:asciiTheme="majorHAnsi" w:eastAsiaTheme="majorEastAsia" w:hAnsiTheme="majorHAnsi" w:cstheme="majorBidi" w:ascii="Times New Roman" w:hAnsi="Times New Roman" w:eastAsia="Times New Roman" w:cs="Times New Roman"/>
       <w:b w:val="0"/>
       <w:bCs/>
-      <w:color w:val="365F91" w:themeColor="accent1" w:themeShade="BF"/>
+      <w:color w:val="000000"/>
       <w:sz w:val="28"/>
       <w:szCs w:val="28"/>
     </w:rPr>
@@ -3402,7 +3498,7 @@
       <w:keepNext/>
       <w:keepLines/>
       <w:spacing w:before="40" w:after="0" w:line="240" w:lineRule="auto"/>
-      <w:ind w:firstLine="0" w:left="0"/>
+      <w:ind w:left="0" w:firstLine="0"/>
       <w:jc w:val="left"/>
       <w:outlineLvl w:val="1"/>
     </w:pPr>
@@ -3410,7 +3506,7 @@
       <w:rFonts w:asciiTheme="majorHAnsi" w:eastAsiaTheme="majorEastAsia" w:hAnsiTheme="majorHAnsi" w:cstheme="majorBidi" w:ascii="Times New Roman" w:hAnsi="Times New Roman" w:eastAsia="Times New Roman" w:cs="Times New Roman"/>
       <w:b/>
       <w:bCs/>
-      <w:color w:val="4F81BD" w:themeColor="accent1"/>
+      <w:color w:val="000000"/>
       <w:sz w:val="28"/>
       <w:szCs w:val="26"/>
     </w:rPr>
@@ -3747,6 +3843,7 @@
     </w:pPr>
     <w:rPr>
       <w:rFonts w:ascii="Times New Roman" w:hAnsi="Times New Roman" w:eastAsia="Times New Roman" w:cs="Times New Roman"/>
+      <w:color w:val="000000"/>
       <w:sz w:val="28"/>
     </w:rPr>
   </w:style>
